--- a/Fase 2/Evidencias Proyecto (version Agil)/Documento 04- Definition of Done.docx
+++ b/Fase 2/Evidencias Proyecto (version Agil)/Documento 04- Definition of Done.docx
@@ -127,7 +127,7 @@
                         <w:sz w:val="80"/>
                         <w:szCs w:val="80"/>
                       </w:rPr>
-                      <w:t xml:space="preserve">Propuesta de Proyecto       y </w:t>
+                      <w:t xml:space="preserve"/>
                     </w:r>
                     <w:r>
                       <w:rPr>
@@ -135,7 +135,7 @@
                         <w:sz w:val="80"/>
                         <w:szCs w:val="80"/>
                       </w:rPr>
-                      <w:t>Especificación de Requisitos de Software</w:t>
+                      <w:t>Definition of Done</w:t>
                     </w:r>
                   </w:p>
                 </w:tc>
@@ -201,7 +201,7 @@
                         <w:szCs w:val="44"/>
                         <w:lang w:val="es-AR"/>
                       </w:rPr>
-                      <w:t>[Insertar Nombre de Proyecto]</w:t>
+                      <w:t>Terreno Conectado</w:t>
                     </w:r>
                   </w:p>
                 </w:tc>
@@ -284,7 +284,7 @@
                     <w:i/>
                     <w:color w:val="FF0000"/>
                   </w:rPr>
-                  <w:t>01</w:t>
+                  <w:t>02</w:t>
                 </w:r>
                 <w:r>
                   <w:rPr>
@@ -344,7 +344,7 @@
                         <w:bCs/>
                         <w:color w:val="FF0000"/>
                       </w:rPr>
-                      <w:t>[Seleccionar fecha]</w:t>
+                      <w:t>16 de octubre de 2026</w:t>
                     </w:r>
                   </w:p>
                 </w:tc>
@@ -471,1379 +471,89 @@
     </w:sdt>
     <w:p>
       <w:pPr>
-        <w:spacing w:after="0" w:line="240" w:lineRule="auto"/>
-        <w:jc w:val="both"/>
-        <w:rPr>
-          <w:rFonts w:cstheme="minorHAnsi"/>
-          <w:sz w:val="32"/>
-        </w:rPr>
-      </w:pPr>
-    </w:p>
-    <w:p>
-      <w:pPr>
-        <w:spacing w:after="0"/>
-        <w:jc w:val="both"/>
-        <w:rPr>
-          <w:rFonts w:eastAsiaTheme="majorEastAsia" w:cstheme="minorHAnsi"/>
-          <w:b/>
-          <w:bCs/>
-          <w:color w:val="365F91" w:themeColor="accent1" w:themeShade="BF"/>
-          <w:sz w:val="28"/>
-          <w:szCs w:val="28"/>
-        </w:rPr>
-      </w:pPr>
-    </w:p>
-    <w:sdt>
-      <w:sdtPr>
-        <w:rPr>
-          <w:rFonts w:asciiTheme="minorHAnsi" w:eastAsiaTheme="minorHAnsi" w:hAnsiTheme="minorHAnsi" w:cstheme="minorHAnsi"/>
-          <w:b w:val="0"/>
-          <w:bCs w:val="0"/>
-          <w:color w:val="auto"/>
-          <w:sz w:val="22"/>
-          <w:szCs w:val="22"/>
-          <w:lang w:val="es-AR"/>
-        </w:rPr>
-        <w:id w:val="1371383"/>
-        <w:docPartObj>
-          <w:docPartGallery w:val="Table of Contents"/>
-          <w:docPartUnique/>
-        </w:docPartObj>
-      </w:sdtPr>
-      <w:sdtContent>
-        <w:p>
-          <w:pPr>
-            <w:pStyle w:val="TtuloTDC"/>
-            <w:jc w:val="both"/>
-            <w:rPr>
-              <w:rFonts w:asciiTheme="minorHAnsi" w:hAnsiTheme="minorHAnsi" w:cstheme="minorHAnsi"/>
-            </w:rPr>
-          </w:pPr>
-          <w:r>
-            <w:rPr>
-              <w:rFonts w:asciiTheme="minorHAnsi" w:hAnsiTheme="minorHAnsi" w:cstheme="minorHAnsi"/>
-            </w:rPr>
-            <w:t>Contenido</w:t>
-          </w:r>
-        </w:p>
-        <w:p>
-          <w:pPr>
-            <w:pStyle w:val="TDC1"/>
-            <w:tabs>
-              <w:tab w:val="left" w:pos="440"/>
-              <w:tab w:val="right" w:leader="dot" w:pos="8828"/>
-            </w:tabs>
-            <w:rPr>
-              <w:rFonts w:eastAsiaTheme="minorEastAsia"/>
-              <w:b w:val="0"/>
-              <w:bCs w:val="0"/>
-              <w:caps w:val="0"/>
-              <w:noProof/>
-              <w:kern w:val="2"/>
-              <w:sz w:val="24"/>
-              <w:szCs w:val="24"/>
-              <w:lang w:val="es-CL" w:eastAsia="es-MX"/>
-              <w14:ligatures w14:val="standardContextual"/>
-            </w:rPr>
-          </w:pPr>
-          <w:r>
-            <w:rPr>
-              <w:rFonts w:cstheme="minorHAnsi"/>
-              <w:i/>
-              <w:iCs/>
-              <w:lang w:val="es-ES"/>
-            </w:rPr>
-            <w:fldChar w:fldCharType="begin"/>
-          </w:r>
-          <w:r>
-            <w:rPr>
-              <w:rFonts w:cstheme="minorHAnsi"/>
-              <w:lang w:val="es-ES"/>
-            </w:rPr>
-            <w:instrText xml:space="preserve"> TOC \o "1-3" \h \z \u </w:instrText>
-          </w:r>
-          <w:r>
-            <w:rPr>
-              <w:rFonts w:cstheme="minorHAnsi"/>
-              <w:i/>
-              <w:iCs/>
-              <w:lang w:val="es-ES"/>
-            </w:rPr>
-            <w:fldChar w:fldCharType="separate"/>
-          </w:r>
-          <w:hyperlink w:anchor="_Toc241504474" w:history="1">
-            <w:r>
-              <w:rPr>
-                <w:rStyle w:val="Hipervnculo"/>
-                <w:rFonts w:eastAsia="Times New Roman" w:cstheme="minorHAnsi"/>
-                <w:noProof/>
-                <w:kern w:val="32"/>
-              </w:rPr>
-              <w:t>2</w:t>
-            </w:r>
-            <w:r>
-              <w:rPr>
-                <w:rFonts w:eastAsiaTheme="minorEastAsia"/>
-                <w:b w:val="0"/>
-                <w:bCs w:val="0"/>
-                <w:caps w:val="0"/>
-                <w:noProof/>
-                <w:kern w:val="2"/>
-                <w:sz w:val="24"/>
-                <w:szCs w:val="24"/>
-                <w:lang w:val="es-CL" w:eastAsia="es-MX"/>
-                <w14:ligatures w14:val="standardContextual"/>
-              </w:rPr>
-              <w:tab/>
-            </w:r>
-            <w:r>
-              <w:rPr>
-                <w:rStyle w:val="Hipervnculo"/>
-                <w:rFonts w:eastAsia="Times New Roman" w:cstheme="minorHAnsi"/>
-                <w:noProof/>
-                <w:kern w:val="32"/>
-              </w:rPr>
-              <w:t>Ficha del documento</w:t>
-            </w:r>
-            <w:r>
-              <w:rPr>
-                <w:noProof/>
-                <w:webHidden/>
-              </w:rPr>
-              <w:tab/>
-            </w:r>
-            <w:r>
-              <w:rPr>
-                <w:noProof/>
-                <w:webHidden/>
-              </w:rPr>
-              <w:fldChar w:fldCharType="begin"/>
-            </w:r>
-            <w:r>
-              <w:rPr>
-                <w:noProof/>
-                <w:webHidden/>
-              </w:rPr>
-              <w:instrText xml:space="preserve"> PAGEREF _Toc241504474 \h </w:instrText>
-            </w:r>
-            <w:r>
-              <w:rPr>
-                <w:noProof/>
-                <w:webHidden/>
-              </w:rPr>
-            </w:r>
-            <w:r>
-              <w:rPr>
-                <w:noProof/>
-                <w:webHidden/>
-              </w:rPr>
-              <w:fldChar w:fldCharType="separate"/>
-            </w:r>
-            <w:r>
-              <w:rPr>
-                <w:noProof/>
-                <w:webHidden/>
-              </w:rPr>
-              <w:t>2</w:t>
-            </w:r>
-            <w:r>
-              <w:rPr>
-                <w:noProof/>
-                <w:webHidden/>
-              </w:rPr>
-              <w:fldChar w:fldCharType="end"/>
-            </w:r>
-          </w:hyperlink>
-        </w:p>
-        <w:p>
-          <w:pPr>
-            <w:pStyle w:val="TDC1"/>
-            <w:tabs>
-              <w:tab w:val="left" w:pos="440"/>
-              <w:tab w:val="right" w:leader="dot" w:pos="8828"/>
-            </w:tabs>
-            <w:rPr>
-              <w:rFonts w:eastAsiaTheme="minorEastAsia"/>
-              <w:b w:val="0"/>
-              <w:bCs w:val="0"/>
-              <w:caps w:val="0"/>
-              <w:noProof/>
-              <w:kern w:val="2"/>
-              <w:sz w:val="24"/>
-              <w:szCs w:val="24"/>
-              <w:lang w:val="es-CL" w:eastAsia="es-MX"/>
-              <w14:ligatures w14:val="standardContextual"/>
-            </w:rPr>
-          </w:pPr>
-          <w:hyperlink w:anchor="_Toc241504475" w:history="1">
-            <w:r>
-              <w:rPr>
-                <w:rStyle w:val="Hipervnculo"/>
-                <w:noProof/>
-              </w:rPr>
-              <w:t>3</w:t>
-            </w:r>
-            <w:r>
-              <w:rPr>
-                <w:rFonts w:eastAsiaTheme="minorEastAsia"/>
-                <w:b w:val="0"/>
-                <w:bCs w:val="0"/>
-                <w:caps w:val="0"/>
-                <w:noProof/>
-                <w:kern w:val="2"/>
-                <w:sz w:val="24"/>
-                <w:szCs w:val="24"/>
-                <w:lang w:val="es-CL" w:eastAsia="es-MX"/>
-                <w14:ligatures w14:val="standardContextual"/>
-              </w:rPr>
-              <w:tab/>
-            </w:r>
-            <w:r>
-              <w:rPr>
-                <w:rStyle w:val="Hipervnculo"/>
-                <w:noProof/>
-              </w:rPr>
-              <w:t>Integrantes:</w:t>
-            </w:r>
-            <w:r>
-              <w:rPr>
-                <w:noProof/>
-                <w:webHidden/>
-              </w:rPr>
-              <w:tab/>
-            </w:r>
-            <w:r>
-              <w:rPr>
-                <w:noProof/>
-                <w:webHidden/>
-              </w:rPr>
-              <w:fldChar w:fldCharType="begin"/>
-            </w:r>
-            <w:r>
-              <w:rPr>
-                <w:noProof/>
-                <w:webHidden/>
-              </w:rPr>
-              <w:instrText xml:space="preserve"> PAGEREF _Toc241504475 \h </w:instrText>
-            </w:r>
-            <w:r>
-              <w:rPr>
-                <w:noProof/>
-                <w:webHidden/>
-              </w:rPr>
-            </w:r>
-            <w:r>
-              <w:rPr>
-                <w:noProof/>
-                <w:webHidden/>
-              </w:rPr>
-              <w:fldChar w:fldCharType="separate"/>
-            </w:r>
-            <w:r>
-              <w:rPr>
-                <w:noProof/>
-                <w:webHidden/>
-              </w:rPr>
-              <w:t>3</w:t>
-            </w:r>
-            <w:r>
-              <w:rPr>
-                <w:noProof/>
-                <w:webHidden/>
-              </w:rPr>
-              <w:fldChar w:fldCharType="end"/>
-            </w:r>
-          </w:hyperlink>
-        </w:p>
-        <w:p>
-          <w:pPr>
-            <w:pStyle w:val="TDC1"/>
-            <w:tabs>
-              <w:tab w:val="left" w:pos="440"/>
-              <w:tab w:val="right" w:leader="dot" w:pos="8828"/>
-            </w:tabs>
-            <w:rPr>
-              <w:rFonts w:eastAsiaTheme="minorEastAsia"/>
-              <w:b w:val="0"/>
-              <w:bCs w:val="0"/>
-              <w:caps w:val="0"/>
-              <w:noProof/>
-              <w:kern w:val="2"/>
-              <w:sz w:val="24"/>
-              <w:szCs w:val="24"/>
-              <w:lang w:val="es-CL" w:eastAsia="es-MX"/>
-              <w14:ligatures w14:val="standardContextual"/>
-            </w:rPr>
-          </w:pPr>
-          <w:hyperlink w:anchor="_Toc241504476" w:history="1">
-            <w:r>
-              <w:rPr>
-                <w:rStyle w:val="Hipervnculo"/>
-                <w:rFonts w:cstheme="minorHAnsi"/>
-                <w:noProof/>
-              </w:rPr>
-              <w:t>4</w:t>
-            </w:r>
-            <w:r>
-              <w:rPr>
-                <w:rFonts w:eastAsiaTheme="minorEastAsia"/>
-                <w:b w:val="0"/>
-                <w:bCs w:val="0"/>
-                <w:caps w:val="0"/>
-                <w:noProof/>
-                <w:kern w:val="2"/>
-                <w:sz w:val="24"/>
-                <w:szCs w:val="24"/>
-                <w:lang w:val="es-CL" w:eastAsia="es-MX"/>
-                <w14:ligatures w14:val="standardContextual"/>
-              </w:rPr>
-              <w:tab/>
-            </w:r>
-            <w:r>
-              <w:rPr>
-                <w:rStyle w:val="Hipervnculo"/>
-                <w:rFonts w:cstheme="minorHAnsi"/>
-                <w:noProof/>
-              </w:rPr>
-              <w:t>Historias de Usuario</w:t>
-            </w:r>
-            <w:r>
-              <w:rPr>
-                <w:noProof/>
-                <w:webHidden/>
-              </w:rPr>
-              <w:tab/>
-            </w:r>
-            <w:r>
-              <w:rPr>
-                <w:noProof/>
-                <w:webHidden/>
-              </w:rPr>
-              <w:fldChar w:fldCharType="begin"/>
-            </w:r>
-            <w:r>
-              <w:rPr>
-                <w:noProof/>
-                <w:webHidden/>
-              </w:rPr>
-              <w:instrText xml:space="preserve"> PAGEREF _Toc241504476 \h </w:instrText>
-            </w:r>
-            <w:r>
-              <w:rPr>
-                <w:noProof/>
-                <w:webHidden/>
-              </w:rPr>
-            </w:r>
-            <w:r>
-              <w:rPr>
-                <w:noProof/>
-                <w:webHidden/>
-              </w:rPr>
-              <w:fldChar w:fldCharType="separate"/>
-            </w:r>
-            <w:r>
-              <w:rPr>
-                <w:noProof/>
-                <w:webHidden/>
-              </w:rPr>
-              <w:t>4</w:t>
-            </w:r>
-            <w:r>
-              <w:rPr>
-                <w:noProof/>
-                <w:webHidden/>
-              </w:rPr>
-              <w:fldChar w:fldCharType="end"/>
-            </w:r>
-          </w:hyperlink>
-        </w:p>
-        <w:p>
-          <w:pPr>
-            <w:pStyle w:val="TDC2"/>
-            <w:tabs>
-              <w:tab w:val="left" w:pos="880"/>
-              <w:tab w:val="right" w:leader="dot" w:pos="8828"/>
-            </w:tabs>
-            <w:rPr>
-              <w:rFonts w:eastAsiaTheme="minorEastAsia"/>
-              <w:smallCaps w:val="0"/>
-              <w:noProof/>
-              <w:kern w:val="2"/>
-              <w:sz w:val="24"/>
-              <w:szCs w:val="24"/>
-              <w:lang w:val="es-CL" w:eastAsia="es-MX"/>
-              <w14:ligatures w14:val="standardContextual"/>
-            </w:rPr>
-          </w:pPr>
-          <w:hyperlink w:anchor="_Toc241504477" w:history="1">
-            <w:r>
-              <w:rPr>
-                <w:rStyle w:val="Hipervnculo"/>
-                <w:noProof/>
-              </w:rPr>
-              <w:t>4.1</w:t>
-            </w:r>
-            <w:r>
-              <w:rPr>
-                <w:rFonts w:eastAsiaTheme="minorEastAsia"/>
-                <w:smallCaps w:val="0"/>
-                <w:noProof/>
-                <w:kern w:val="2"/>
-                <w:sz w:val="24"/>
-                <w:szCs w:val="24"/>
-                <w:lang w:val="es-CL" w:eastAsia="es-MX"/>
-                <w14:ligatures w14:val="standardContextual"/>
-              </w:rPr>
-              <w:tab/>
-            </w:r>
-            <w:r>
-              <w:rPr>
-                <w:rStyle w:val="Hipervnculo"/>
-                <w:noProof/>
-              </w:rPr>
-              <w:t>Historia 001</w:t>
-            </w:r>
-            <w:r>
-              <w:rPr>
-                <w:noProof/>
-                <w:webHidden/>
-              </w:rPr>
-              <w:tab/>
-            </w:r>
-            <w:r>
-              <w:rPr>
-                <w:noProof/>
-                <w:webHidden/>
-              </w:rPr>
-              <w:fldChar w:fldCharType="begin"/>
-            </w:r>
-            <w:r>
-              <w:rPr>
-                <w:noProof/>
-                <w:webHidden/>
-              </w:rPr>
-              <w:instrText xml:space="preserve"> PAGEREF _Toc241504477 \h </w:instrText>
-            </w:r>
-            <w:r>
-              <w:rPr>
-                <w:noProof/>
-                <w:webHidden/>
-              </w:rPr>
-            </w:r>
-            <w:r>
-              <w:rPr>
-                <w:noProof/>
-                <w:webHidden/>
-              </w:rPr>
-              <w:fldChar w:fldCharType="separate"/>
-            </w:r>
-            <w:r>
-              <w:rPr>
-                <w:noProof/>
-                <w:webHidden/>
-              </w:rPr>
-              <w:t>4</w:t>
-            </w:r>
-            <w:r>
-              <w:rPr>
-                <w:noProof/>
-                <w:webHidden/>
-              </w:rPr>
-              <w:fldChar w:fldCharType="end"/>
-            </w:r>
-          </w:hyperlink>
-        </w:p>
-        <w:p>
-          <w:pPr>
-            <w:pStyle w:val="TDC3"/>
-            <w:tabs>
-              <w:tab w:val="left" w:pos="1320"/>
-              <w:tab w:val="right" w:leader="dot" w:pos="8828"/>
-            </w:tabs>
-            <w:rPr>
-              <w:rFonts w:eastAsiaTheme="minorEastAsia"/>
-              <w:i w:val="0"/>
-              <w:iCs w:val="0"/>
-              <w:noProof/>
-              <w:kern w:val="2"/>
-              <w:sz w:val="24"/>
-              <w:szCs w:val="24"/>
-              <w:lang w:val="es-CL" w:eastAsia="es-MX"/>
-              <w14:ligatures w14:val="standardContextual"/>
-            </w:rPr>
-          </w:pPr>
-          <w:hyperlink w:anchor="_Toc241504478" w:history="1">
-            <w:r>
-              <w:rPr>
-                <w:rStyle w:val="Hipervnculo"/>
-                <w:noProof/>
-              </w:rPr>
-              <w:t>4.1.1</w:t>
-            </w:r>
-            <w:r>
-              <w:rPr>
-                <w:rFonts w:eastAsiaTheme="minorEastAsia"/>
-                <w:i w:val="0"/>
-                <w:iCs w:val="0"/>
-                <w:noProof/>
-                <w:kern w:val="2"/>
-                <w:sz w:val="24"/>
-                <w:szCs w:val="24"/>
-                <w:lang w:val="es-CL" w:eastAsia="es-MX"/>
-                <w14:ligatures w14:val="standardContextual"/>
-              </w:rPr>
-              <w:tab/>
-            </w:r>
-            <w:r>
-              <w:rPr>
-                <w:rStyle w:val="Hipervnculo"/>
-                <w:noProof/>
-              </w:rPr>
-              <w:t>Definición</w:t>
-            </w:r>
-            <w:r>
-              <w:rPr>
-                <w:noProof/>
-                <w:webHidden/>
-              </w:rPr>
-              <w:tab/>
-            </w:r>
-            <w:r>
-              <w:rPr>
-                <w:noProof/>
-                <w:webHidden/>
-              </w:rPr>
-              <w:fldChar w:fldCharType="begin"/>
-            </w:r>
-            <w:r>
-              <w:rPr>
-                <w:noProof/>
-                <w:webHidden/>
-              </w:rPr>
-              <w:instrText xml:space="preserve"> PAGEREF _Toc241504478 \h </w:instrText>
-            </w:r>
-            <w:r>
-              <w:rPr>
-                <w:noProof/>
-                <w:webHidden/>
-              </w:rPr>
-            </w:r>
-            <w:r>
-              <w:rPr>
-                <w:noProof/>
-                <w:webHidden/>
-              </w:rPr>
-              <w:fldChar w:fldCharType="separate"/>
-            </w:r>
-            <w:r>
-              <w:rPr>
-                <w:noProof/>
-                <w:webHidden/>
-              </w:rPr>
-              <w:t>4</w:t>
-            </w:r>
-            <w:r>
-              <w:rPr>
-                <w:noProof/>
-                <w:webHidden/>
-              </w:rPr>
-              <w:fldChar w:fldCharType="end"/>
-            </w:r>
-          </w:hyperlink>
-        </w:p>
-        <w:p>
-          <w:pPr>
-            <w:pStyle w:val="TDC3"/>
-            <w:tabs>
-              <w:tab w:val="left" w:pos="1320"/>
-              <w:tab w:val="right" w:leader="dot" w:pos="8828"/>
-            </w:tabs>
-            <w:rPr>
-              <w:rFonts w:eastAsiaTheme="minorEastAsia"/>
-              <w:i w:val="0"/>
-              <w:iCs w:val="0"/>
-              <w:noProof/>
-              <w:kern w:val="2"/>
-              <w:sz w:val="24"/>
-              <w:szCs w:val="24"/>
-              <w:lang w:val="es-CL" w:eastAsia="es-MX"/>
-              <w14:ligatures w14:val="standardContextual"/>
-            </w:rPr>
-          </w:pPr>
-          <w:hyperlink w:anchor="_Toc241504479" w:history="1">
-            <w:r>
-              <w:rPr>
-                <w:rStyle w:val="Hipervnculo"/>
-                <w:noProof/>
-              </w:rPr>
-              <w:t>4.1.2</w:t>
-            </w:r>
-            <w:r>
-              <w:rPr>
-                <w:rFonts w:eastAsiaTheme="minorEastAsia"/>
-                <w:i w:val="0"/>
-                <w:iCs w:val="0"/>
-                <w:noProof/>
-                <w:kern w:val="2"/>
-                <w:sz w:val="24"/>
-                <w:szCs w:val="24"/>
-                <w:lang w:val="es-CL" w:eastAsia="es-MX"/>
-                <w14:ligatures w14:val="standardContextual"/>
-              </w:rPr>
-              <w:tab/>
-            </w:r>
-            <w:r>
-              <w:rPr>
-                <w:rStyle w:val="Hipervnculo"/>
-                <w:noProof/>
-              </w:rPr>
-              <w:t>Criterios de Aceptación</w:t>
-            </w:r>
-            <w:r>
-              <w:rPr>
-                <w:noProof/>
-                <w:webHidden/>
-              </w:rPr>
-              <w:tab/>
-            </w:r>
-            <w:r>
-              <w:rPr>
-                <w:noProof/>
-                <w:webHidden/>
-              </w:rPr>
-              <w:fldChar w:fldCharType="begin"/>
-            </w:r>
-            <w:r>
-              <w:rPr>
-                <w:noProof/>
-                <w:webHidden/>
-              </w:rPr>
-              <w:instrText xml:space="preserve"> PAGEREF _Toc241504479 \h </w:instrText>
-            </w:r>
-            <w:r>
-              <w:rPr>
-                <w:noProof/>
-                <w:webHidden/>
-              </w:rPr>
-            </w:r>
-            <w:r>
-              <w:rPr>
-                <w:noProof/>
-                <w:webHidden/>
-              </w:rPr>
-              <w:fldChar w:fldCharType="separate"/>
-            </w:r>
-            <w:r>
-              <w:rPr>
-                <w:noProof/>
-                <w:webHidden/>
-              </w:rPr>
-              <w:t>4</w:t>
-            </w:r>
-            <w:r>
-              <w:rPr>
-                <w:noProof/>
-                <w:webHidden/>
-              </w:rPr>
-              <w:fldChar w:fldCharType="end"/>
-            </w:r>
-          </w:hyperlink>
-        </w:p>
-        <w:p>
-          <w:pPr>
-            <w:pStyle w:val="TDC2"/>
-            <w:tabs>
-              <w:tab w:val="left" w:pos="880"/>
-              <w:tab w:val="right" w:leader="dot" w:pos="8828"/>
-            </w:tabs>
-            <w:rPr>
-              <w:rFonts w:eastAsiaTheme="minorEastAsia"/>
-              <w:smallCaps w:val="0"/>
-              <w:noProof/>
-              <w:kern w:val="2"/>
-              <w:sz w:val="24"/>
-              <w:szCs w:val="24"/>
-              <w:lang w:val="es-CL" w:eastAsia="es-MX"/>
-              <w14:ligatures w14:val="standardContextual"/>
-            </w:rPr>
-          </w:pPr>
-          <w:hyperlink w:anchor="_Toc241504480" w:history="1">
-            <w:r>
-              <w:rPr>
-                <w:rStyle w:val="Hipervnculo"/>
-                <w:noProof/>
-              </w:rPr>
-              <w:t>4.2</w:t>
-            </w:r>
-            <w:r>
-              <w:rPr>
-                <w:rFonts w:eastAsiaTheme="minorEastAsia"/>
-                <w:smallCaps w:val="0"/>
-                <w:noProof/>
-                <w:kern w:val="2"/>
-                <w:sz w:val="24"/>
-                <w:szCs w:val="24"/>
-                <w:lang w:val="es-CL" w:eastAsia="es-MX"/>
-                <w14:ligatures w14:val="standardContextual"/>
-              </w:rPr>
-              <w:tab/>
-            </w:r>
-            <w:r>
-              <w:rPr>
-                <w:rStyle w:val="Hipervnculo"/>
-                <w:noProof/>
-              </w:rPr>
-              <w:t>Historia 002</w:t>
-            </w:r>
-            <w:r>
-              <w:rPr>
-                <w:noProof/>
-                <w:webHidden/>
-              </w:rPr>
-              <w:tab/>
-            </w:r>
-            <w:r>
-              <w:rPr>
-                <w:noProof/>
-                <w:webHidden/>
-              </w:rPr>
-              <w:fldChar w:fldCharType="begin"/>
-            </w:r>
-            <w:r>
-              <w:rPr>
-                <w:noProof/>
-                <w:webHidden/>
-              </w:rPr>
-              <w:instrText xml:space="preserve"> PAGEREF _Toc241504480 \h </w:instrText>
-            </w:r>
-            <w:r>
-              <w:rPr>
-                <w:noProof/>
-                <w:webHidden/>
-              </w:rPr>
-            </w:r>
-            <w:r>
-              <w:rPr>
-                <w:noProof/>
-                <w:webHidden/>
-              </w:rPr>
-              <w:fldChar w:fldCharType="separate"/>
-            </w:r>
-            <w:r>
-              <w:rPr>
-                <w:noProof/>
-                <w:webHidden/>
-              </w:rPr>
-              <w:t>4</w:t>
-            </w:r>
-            <w:r>
-              <w:rPr>
-                <w:noProof/>
-                <w:webHidden/>
-              </w:rPr>
-              <w:fldChar w:fldCharType="end"/>
-            </w:r>
-          </w:hyperlink>
-        </w:p>
-        <w:p>
-          <w:pPr>
-            <w:pStyle w:val="TDC3"/>
-            <w:tabs>
-              <w:tab w:val="left" w:pos="1320"/>
-              <w:tab w:val="right" w:leader="dot" w:pos="8828"/>
-            </w:tabs>
-            <w:rPr>
-              <w:rFonts w:eastAsiaTheme="minorEastAsia"/>
-              <w:i w:val="0"/>
-              <w:iCs w:val="0"/>
-              <w:noProof/>
-              <w:kern w:val="2"/>
-              <w:sz w:val="24"/>
-              <w:szCs w:val="24"/>
-              <w:lang w:val="es-CL" w:eastAsia="es-MX"/>
-              <w14:ligatures w14:val="standardContextual"/>
-            </w:rPr>
-          </w:pPr>
-          <w:hyperlink w:anchor="_Toc241504481" w:history="1">
-            <w:r>
-              <w:rPr>
-                <w:rStyle w:val="Hipervnculo"/>
-                <w:noProof/>
-              </w:rPr>
-              <w:t>4.2.1</w:t>
-            </w:r>
-            <w:r>
-              <w:rPr>
-                <w:rFonts w:eastAsiaTheme="minorEastAsia"/>
-                <w:i w:val="0"/>
-                <w:iCs w:val="0"/>
-                <w:noProof/>
-                <w:kern w:val="2"/>
-                <w:sz w:val="24"/>
-                <w:szCs w:val="24"/>
-                <w:lang w:val="es-CL" w:eastAsia="es-MX"/>
-                <w14:ligatures w14:val="standardContextual"/>
-              </w:rPr>
-              <w:tab/>
-            </w:r>
-            <w:r>
-              <w:rPr>
-                <w:rStyle w:val="Hipervnculo"/>
-                <w:noProof/>
-              </w:rPr>
-              <w:t>Definición</w:t>
-            </w:r>
-            <w:r>
-              <w:rPr>
-                <w:noProof/>
-                <w:webHidden/>
-              </w:rPr>
-              <w:tab/>
-            </w:r>
-            <w:r>
-              <w:rPr>
-                <w:noProof/>
-                <w:webHidden/>
-              </w:rPr>
-              <w:fldChar w:fldCharType="begin"/>
-            </w:r>
-            <w:r>
-              <w:rPr>
-                <w:noProof/>
-                <w:webHidden/>
-              </w:rPr>
-              <w:instrText xml:space="preserve"> PAGEREF _Toc241504481 \h </w:instrText>
-            </w:r>
-            <w:r>
-              <w:rPr>
-                <w:noProof/>
-                <w:webHidden/>
-              </w:rPr>
-            </w:r>
-            <w:r>
-              <w:rPr>
-                <w:noProof/>
-                <w:webHidden/>
-              </w:rPr>
-              <w:fldChar w:fldCharType="separate"/>
-            </w:r>
-            <w:r>
-              <w:rPr>
-                <w:noProof/>
-                <w:webHidden/>
-              </w:rPr>
-              <w:t>4</w:t>
-            </w:r>
-            <w:r>
-              <w:rPr>
-                <w:noProof/>
-                <w:webHidden/>
-              </w:rPr>
-              <w:fldChar w:fldCharType="end"/>
-            </w:r>
-          </w:hyperlink>
-        </w:p>
-        <w:p>
-          <w:pPr>
-            <w:pStyle w:val="TDC3"/>
-            <w:tabs>
-              <w:tab w:val="left" w:pos="1320"/>
-              <w:tab w:val="right" w:leader="dot" w:pos="8828"/>
-            </w:tabs>
-            <w:rPr>
-              <w:rFonts w:eastAsiaTheme="minorEastAsia"/>
-              <w:i w:val="0"/>
-              <w:iCs w:val="0"/>
-              <w:noProof/>
-              <w:kern w:val="2"/>
-              <w:sz w:val="24"/>
-              <w:szCs w:val="24"/>
-              <w:lang w:val="es-CL" w:eastAsia="es-MX"/>
-              <w14:ligatures w14:val="standardContextual"/>
-            </w:rPr>
-          </w:pPr>
-          <w:hyperlink w:anchor="_Toc241504482" w:history="1">
-            <w:r>
-              <w:rPr>
-                <w:rStyle w:val="Hipervnculo"/>
-                <w:noProof/>
-              </w:rPr>
-              <w:t>4.2.2</w:t>
-            </w:r>
-            <w:r>
-              <w:rPr>
-                <w:rFonts w:eastAsiaTheme="minorEastAsia"/>
-                <w:i w:val="0"/>
-                <w:iCs w:val="0"/>
-                <w:noProof/>
-                <w:kern w:val="2"/>
-                <w:sz w:val="24"/>
-                <w:szCs w:val="24"/>
-                <w:lang w:val="es-CL" w:eastAsia="es-MX"/>
-                <w14:ligatures w14:val="standardContextual"/>
-              </w:rPr>
-              <w:tab/>
-            </w:r>
-            <w:r>
-              <w:rPr>
-                <w:rStyle w:val="Hipervnculo"/>
-                <w:noProof/>
-              </w:rPr>
-              <w:t>Criterios de Aceptación</w:t>
-            </w:r>
-            <w:r>
-              <w:rPr>
-                <w:noProof/>
-                <w:webHidden/>
-              </w:rPr>
-              <w:tab/>
-            </w:r>
-            <w:r>
-              <w:rPr>
-                <w:noProof/>
-                <w:webHidden/>
-              </w:rPr>
-              <w:fldChar w:fldCharType="begin"/>
-            </w:r>
-            <w:r>
-              <w:rPr>
-                <w:noProof/>
-                <w:webHidden/>
-              </w:rPr>
-              <w:instrText xml:space="preserve"> PAGEREF _Toc241504482 \h </w:instrText>
-            </w:r>
-            <w:r>
-              <w:rPr>
-                <w:noProof/>
-                <w:webHidden/>
-              </w:rPr>
-            </w:r>
-            <w:r>
-              <w:rPr>
-                <w:noProof/>
-                <w:webHidden/>
-              </w:rPr>
-              <w:fldChar w:fldCharType="separate"/>
-            </w:r>
-            <w:r>
-              <w:rPr>
-                <w:noProof/>
-                <w:webHidden/>
-              </w:rPr>
-              <w:t>4</w:t>
-            </w:r>
-            <w:r>
-              <w:rPr>
-                <w:noProof/>
-                <w:webHidden/>
-              </w:rPr>
-              <w:fldChar w:fldCharType="end"/>
-            </w:r>
-          </w:hyperlink>
-        </w:p>
-        <w:p>
-          <w:pPr>
-            <w:pStyle w:val="TDC1"/>
-            <w:tabs>
-              <w:tab w:val="left" w:pos="440"/>
-              <w:tab w:val="right" w:leader="dot" w:pos="8828"/>
-            </w:tabs>
-            <w:rPr>
-              <w:rFonts w:eastAsiaTheme="minorEastAsia"/>
-              <w:b w:val="0"/>
-              <w:bCs w:val="0"/>
-              <w:caps w:val="0"/>
-              <w:noProof/>
-              <w:kern w:val="2"/>
-              <w:sz w:val="24"/>
-              <w:szCs w:val="24"/>
-              <w:lang w:val="es-CL" w:eastAsia="es-MX"/>
-              <w14:ligatures w14:val="standardContextual"/>
-            </w:rPr>
-          </w:pPr>
-          <w:hyperlink w:anchor="_Toc241504483" w:history="1">
-            <w:r>
-              <w:rPr>
-                <w:rStyle w:val="Hipervnculo"/>
-                <w:noProof/>
-                <w:lang w:val="es-ES" w:eastAsia="es-ES"/>
-              </w:rPr>
-              <w:t>5</w:t>
-            </w:r>
-            <w:r>
-              <w:rPr>
-                <w:rFonts w:eastAsiaTheme="minorEastAsia"/>
-                <w:b w:val="0"/>
-                <w:bCs w:val="0"/>
-                <w:caps w:val="0"/>
-                <w:noProof/>
-                <w:kern w:val="2"/>
-                <w:sz w:val="24"/>
-                <w:szCs w:val="24"/>
-                <w:lang w:val="es-CL" w:eastAsia="es-MX"/>
-                <w14:ligatures w14:val="standardContextual"/>
-              </w:rPr>
-              <w:tab/>
-            </w:r>
-            <w:r>
-              <w:rPr>
-                <w:rStyle w:val="Hipervnculo"/>
-                <w:noProof/>
-                <w:lang w:val="es-ES" w:eastAsia="es-ES"/>
-              </w:rPr>
-              <w:t>Backlog</w:t>
-            </w:r>
-            <w:r>
-              <w:rPr>
-                <w:noProof/>
-                <w:webHidden/>
-              </w:rPr>
-              <w:tab/>
-            </w:r>
-            <w:r>
-              <w:rPr>
-                <w:noProof/>
-                <w:webHidden/>
-              </w:rPr>
-              <w:fldChar w:fldCharType="begin"/>
-            </w:r>
-            <w:r>
-              <w:rPr>
-                <w:noProof/>
-                <w:webHidden/>
-              </w:rPr>
-              <w:instrText xml:space="preserve"> PAGEREF _Toc241504483 \h </w:instrText>
-            </w:r>
-            <w:r>
-              <w:rPr>
-                <w:noProof/>
-                <w:webHidden/>
-              </w:rPr>
-            </w:r>
-            <w:r>
-              <w:rPr>
-                <w:noProof/>
-                <w:webHidden/>
-              </w:rPr>
-              <w:fldChar w:fldCharType="separate"/>
-            </w:r>
-            <w:r>
-              <w:rPr>
-                <w:noProof/>
-                <w:webHidden/>
-              </w:rPr>
-              <w:t>5</w:t>
-            </w:r>
-            <w:r>
-              <w:rPr>
-                <w:noProof/>
-                <w:webHidden/>
-              </w:rPr>
-              <w:fldChar w:fldCharType="end"/>
-            </w:r>
-          </w:hyperlink>
-        </w:p>
-        <w:p>
-          <w:pPr>
-            <w:pStyle w:val="TDC2"/>
-            <w:tabs>
-              <w:tab w:val="left" w:pos="880"/>
-              <w:tab w:val="right" w:leader="dot" w:pos="8828"/>
-            </w:tabs>
-            <w:rPr>
-              <w:rFonts w:eastAsiaTheme="minorEastAsia"/>
-              <w:smallCaps w:val="0"/>
-              <w:noProof/>
-              <w:kern w:val="2"/>
-              <w:sz w:val="24"/>
-              <w:szCs w:val="24"/>
-              <w:lang w:val="es-CL" w:eastAsia="es-MX"/>
-              <w14:ligatures w14:val="standardContextual"/>
-            </w:rPr>
-          </w:pPr>
-          <w:hyperlink w:anchor="_Toc241504484" w:history="1">
-            <w:r>
-              <w:rPr>
-                <w:rStyle w:val="Hipervnculo"/>
-                <w:noProof/>
-                <w:lang w:val="es-ES" w:eastAsia="es-ES"/>
-              </w:rPr>
-              <w:t>5.1</w:t>
-            </w:r>
-            <w:r>
-              <w:rPr>
-                <w:rFonts w:eastAsiaTheme="minorEastAsia"/>
-                <w:smallCaps w:val="0"/>
-                <w:noProof/>
-                <w:kern w:val="2"/>
-                <w:sz w:val="24"/>
-                <w:szCs w:val="24"/>
-                <w:lang w:val="es-CL" w:eastAsia="es-MX"/>
-                <w14:ligatures w14:val="standardContextual"/>
-              </w:rPr>
-              <w:tab/>
-            </w:r>
-            <w:r>
-              <w:rPr>
-                <w:rStyle w:val="Hipervnculo"/>
-                <w:noProof/>
-                <w:lang w:val="es-ES" w:eastAsia="es-ES"/>
-              </w:rPr>
-              <w:t>Historias con su peso relativo</w:t>
-            </w:r>
-            <w:r>
-              <w:rPr>
-                <w:noProof/>
-                <w:webHidden/>
-              </w:rPr>
-              <w:tab/>
-            </w:r>
-            <w:r>
-              <w:rPr>
-                <w:noProof/>
-                <w:webHidden/>
-              </w:rPr>
-              <w:fldChar w:fldCharType="begin"/>
-            </w:r>
-            <w:r>
-              <w:rPr>
-                <w:noProof/>
-                <w:webHidden/>
-              </w:rPr>
-              <w:instrText xml:space="preserve"> PAGEREF _Toc241504484 \h </w:instrText>
-            </w:r>
-            <w:r>
-              <w:rPr>
-                <w:noProof/>
-                <w:webHidden/>
-              </w:rPr>
-            </w:r>
-            <w:r>
-              <w:rPr>
-                <w:noProof/>
-                <w:webHidden/>
-              </w:rPr>
-              <w:fldChar w:fldCharType="separate"/>
-            </w:r>
-            <w:r>
-              <w:rPr>
-                <w:noProof/>
-                <w:webHidden/>
-              </w:rPr>
-              <w:t>5</w:t>
-            </w:r>
-            <w:r>
-              <w:rPr>
-                <w:noProof/>
-                <w:webHidden/>
-              </w:rPr>
-              <w:fldChar w:fldCharType="end"/>
-            </w:r>
-          </w:hyperlink>
-        </w:p>
-        <w:p>
-          <w:pPr>
-            <w:pStyle w:val="TDC2"/>
-            <w:tabs>
-              <w:tab w:val="left" w:pos="880"/>
-              <w:tab w:val="right" w:leader="dot" w:pos="8828"/>
-            </w:tabs>
-            <w:rPr>
-              <w:rFonts w:eastAsiaTheme="minorEastAsia"/>
-              <w:smallCaps w:val="0"/>
-              <w:noProof/>
-              <w:kern w:val="2"/>
-              <w:sz w:val="24"/>
-              <w:szCs w:val="24"/>
-              <w:lang w:val="es-CL" w:eastAsia="es-MX"/>
-              <w14:ligatures w14:val="standardContextual"/>
-            </w:rPr>
-          </w:pPr>
-          <w:hyperlink w:anchor="_Toc241504485" w:history="1">
-            <w:r>
-              <w:rPr>
-                <w:rStyle w:val="Hipervnculo"/>
-                <w:noProof/>
-                <w:lang w:val="es-ES" w:eastAsia="es-ES"/>
-              </w:rPr>
-              <w:t>5.2</w:t>
-            </w:r>
-            <w:r>
-              <w:rPr>
-                <w:rFonts w:eastAsiaTheme="minorEastAsia"/>
-                <w:smallCaps w:val="0"/>
-                <w:noProof/>
-                <w:kern w:val="2"/>
-                <w:sz w:val="24"/>
-                <w:szCs w:val="24"/>
-                <w:lang w:val="es-CL" w:eastAsia="es-MX"/>
-                <w14:ligatures w14:val="standardContextual"/>
-              </w:rPr>
-              <w:tab/>
-            </w:r>
-            <w:r>
-              <w:rPr>
-                <w:rStyle w:val="Hipervnculo"/>
-                <w:noProof/>
-                <w:lang w:val="es-ES" w:eastAsia="es-ES"/>
-              </w:rPr>
-              <w:t>Backlog priorizado</w:t>
-            </w:r>
-            <w:r>
-              <w:rPr>
-                <w:noProof/>
-                <w:webHidden/>
-              </w:rPr>
-              <w:tab/>
-            </w:r>
-            <w:r>
-              <w:rPr>
-                <w:noProof/>
-                <w:webHidden/>
-              </w:rPr>
-              <w:fldChar w:fldCharType="begin"/>
-            </w:r>
-            <w:r>
-              <w:rPr>
-                <w:noProof/>
-                <w:webHidden/>
-              </w:rPr>
-              <w:instrText xml:space="preserve"> PAGEREF _Toc241504485 \h </w:instrText>
-            </w:r>
-            <w:r>
-              <w:rPr>
-                <w:noProof/>
-                <w:webHidden/>
-              </w:rPr>
-            </w:r>
-            <w:r>
-              <w:rPr>
-                <w:noProof/>
-                <w:webHidden/>
-              </w:rPr>
-              <w:fldChar w:fldCharType="separate"/>
-            </w:r>
-            <w:r>
-              <w:rPr>
-                <w:noProof/>
-                <w:webHidden/>
-              </w:rPr>
-              <w:t>5</w:t>
-            </w:r>
-            <w:r>
-              <w:rPr>
-                <w:noProof/>
-                <w:webHidden/>
-              </w:rPr>
-              <w:fldChar w:fldCharType="end"/>
-            </w:r>
-          </w:hyperlink>
-        </w:p>
-        <w:p>
-          <w:pPr>
-            <w:jc w:val="both"/>
-            <w:rPr>
-              <w:rFonts w:cstheme="minorHAnsi"/>
-              <w:lang w:val="es-ES"/>
-            </w:rPr>
-          </w:pPr>
-          <w:r>
-            <w:rPr>
-              <w:rFonts w:cstheme="minorHAnsi"/>
-              <w:lang w:val="es-ES"/>
-            </w:rPr>
-            <w:fldChar w:fldCharType="end"/>
-          </w:r>
-        </w:p>
-      </w:sdtContent>
-    </w:sdt>
-    <w:p>
-      <w:pPr>
         <w:pStyle w:val="Ttulo1"/>
-        <w:jc w:val="both"/>
-        <w:rPr>
-          <w:rFonts w:asciiTheme="minorHAnsi" w:eastAsia="Times New Roman" w:hAnsiTheme="minorHAnsi" w:cstheme="minorHAnsi"/>
-          <w:kern w:val="32"/>
-        </w:rPr>
-      </w:pPr>
-      <w:bookmarkStart w:id="0" w:name="_Toc33411057"/>
-      <w:bookmarkStart w:id="1" w:name="_Toc241504474"/>
-      <w:r>
-        <w:rPr>
-          <w:rFonts w:asciiTheme="minorHAnsi" w:eastAsia="Times New Roman" w:hAnsiTheme="minorHAnsi" w:cstheme="minorHAnsi"/>
-          <w:kern w:val="32"/>
-        </w:rPr>
+      </w:pPr>
+      <w:r>
+        <w:t>Contenido</w:t>
+      </w:r>
+    </w:p>
+    <w:p>
+      <w:r>
         <w:t>Ficha del documento</w:t>
       </w:r>
-      <w:bookmarkEnd w:id="0"/>
-      <w:bookmarkEnd w:id="1"/>
-    </w:p>
-    <w:p>
-      <w:pPr>
-        <w:spacing w:after="0" w:line="240" w:lineRule="auto"/>
-        <w:jc w:val="both"/>
-        <w:rPr>
-          <w:rFonts w:eastAsia="Times New Roman" w:cstheme="minorHAnsi"/>
-          <w:sz w:val="20"/>
-          <w:szCs w:val="24"/>
-          <w:lang w:val="es-ES" w:eastAsia="es-ES"/>
-        </w:rPr>
-      </w:pPr>
-    </w:p>
-    <w:p>
-      <w:pPr>
-        <w:spacing w:after="0" w:line="240" w:lineRule="auto"/>
-        <w:jc w:val="both"/>
-        <w:rPr>
-          <w:rFonts w:eastAsia="Times New Roman" w:cstheme="minorHAnsi"/>
-          <w:sz w:val="20"/>
-          <w:szCs w:val="24"/>
-          <w:lang w:val="es-ES" w:eastAsia="es-ES"/>
-        </w:rPr>
-      </w:pPr>
+    </w:p>
+    <w:p>
+      <w:r>
+        <w:t>Integrantes</w:t>
+      </w:r>
+    </w:p>
+    <w:p>
+      <w:r>
+        <w:t>DoD común</w:t>
+      </w:r>
+    </w:p>
+    <w:p>
+      <w:r>
+        <w:t>DoD por historia</w:t>
+      </w:r>
+    </w:p>
+    <w:p>
+      <w:r>
+        <w:t>Estado observado</w:t>
+      </w:r>
+    </w:p>
+    <w:p>
+      <w:pPr>
+        <w:pStyle w:val="Ttulo1"/>
+      </w:pPr>
+      <w:r>
+        <w:t>Ficha del documento</w:t>
+      </w:r>
     </w:p>
     <w:tbl>
       <w:tblPr>
-        <w:tblStyle w:val="Tablaconcuadrcula1"/>
-        <w:tblW w:w="0" w:type="auto"/>
-        <w:tblBorders>
-          <w:top w:val="single" w:sz="4" w:space="0" w:color="808080"/>
-          <w:left w:val="single" w:sz="4" w:space="0" w:color="808080"/>
-          <w:bottom w:val="single" w:sz="4" w:space="0" w:color="808080"/>
-          <w:right w:val="single" w:sz="4" w:space="0" w:color="808080"/>
-          <w:insideH w:val="single" w:sz="4" w:space="0" w:color="808080"/>
-          <w:insideV w:val="single" w:sz="4" w:space="0" w:color="808080"/>
-        </w:tblBorders>
-        <w:tblLook w:val="01E0" w:firstRow="1" w:lastRow="1" w:firstColumn="1" w:lastColumn="1" w:noHBand="0" w:noVBand="0"/>
+        <w:tblW w:type="auto" w:w="0"/>
+        <w:tblLayout w:type="fixed"/>
+        <w:tblLook w:firstColumn="1" w:firstRow="1" w:lastColumn="0" w:lastRow="0" w:noHBand="0" w:noVBand="1" w:val="04A0"/>
       </w:tblPr>
       <w:tblGrid>
-        <w:gridCol w:w="1188"/>
-        <w:gridCol w:w="1080"/>
-        <w:gridCol w:w="3060"/>
-        <w:gridCol w:w="3316"/>
+        <w:gridCol w:w="2209"/>
+        <w:gridCol w:w="2209"/>
+        <w:gridCol w:w="2209"/>
+        <w:gridCol w:w="2209"/>
       </w:tblGrid>
       <w:tr>
+        <w:trPr>
+          <w:tblHeader/>
+        </w:trPr>
         <w:tc>
           <w:tcPr>
-            <w:tcW w:w="1188" w:type="dxa"/>
-            <w:shd w:val="clear" w:color="auto" w:fill="E6E6E6"/>
+            <w:tcW w:type="dxa" w:w="2209"/>
+            <w:tcBorders>
+              <w:top w:val="single" w:sz="4" w:color="D9D9D9"/>
+              <w:left w:val="single" w:sz="4" w:color="D9D9D9"/>
+              <w:bottom w:val="single" w:sz="4" w:color="D9D9D9"/>
+              <w:right w:val="single" w:sz="4" w:color="D9D9D9"/>
+            </w:tcBorders>
+            <w:tcMar>
+              <w:top w:w="80" w:type="dxa"/>
+              <w:left w:w="80" w:type="dxa"/>
+              <w:bottom w:w="80" w:type="dxa"/>
+              <w:right w:w="80" w:type="dxa"/>
+            </w:tcMar>
           </w:tcPr>
           <w:p>
             <w:pPr>
-              <w:jc w:val="both"/>
-              <w:rPr>
-                <w:rFonts w:asciiTheme="minorHAnsi" w:hAnsiTheme="minorHAnsi" w:cstheme="minorHAnsi"/>
-                <w:b/>
-                <w:szCs w:val="24"/>
-                <w:lang w:val="es-ES" w:eastAsia="es-ES"/>
-              </w:rPr>
+              <w:keepNext w:val="0"/>
+              <w:keepLines w:val="0"/>
+              <w:spacing w:after="100" w:line="240" w:lineRule="auto"/>
             </w:pPr>
             <w:r>
               <w:rPr>
-                <w:rFonts w:asciiTheme="minorHAnsi" w:hAnsiTheme="minorHAnsi" w:cstheme="minorHAnsi"/>
-                <w:b/>
-                <w:szCs w:val="24"/>
-                <w:lang w:val="es-ES" w:eastAsia="es-ES"/>
+                <w:rFonts w:ascii="Arial" w:hAnsi="Arial"/>
+                <w:b w:val="0"/>
+                <w:color w:val="000000"/>
+                <w:sz w:val="22"/>
               </w:rPr>
               <w:t>Fecha</w:t>
             </w:r>
@@ -1851,25 +561,32 @@
         </w:tc>
         <w:tc>
           <w:tcPr>
-            <w:tcW w:w="1080" w:type="dxa"/>
-            <w:shd w:val="clear" w:color="auto" w:fill="E6E6E6"/>
+            <w:tcW w:type="dxa" w:w="2209"/>
+            <w:tcBorders>
+              <w:top w:val="single" w:sz="4" w:color="D9D9D9"/>
+              <w:left w:val="single" w:sz="4" w:color="D9D9D9"/>
+              <w:bottom w:val="single" w:sz="4" w:color="D9D9D9"/>
+              <w:right w:val="single" w:sz="4" w:color="D9D9D9"/>
+            </w:tcBorders>
+            <w:tcMar>
+              <w:top w:w="80" w:type="dxa"/>
+              <w:left w:w="80" w:type="dxa"/>
+              <w:bottom w:w="80" w:type="dxa"/>
+              <w:right w:w="80" w:type="dxa"/>
+            </w:tcMar>
           </w:tcPr>
           <w:p>
             <w:pPr>
-              <w:jc w:val="both"/>
-              <w:rPr>
-                <w:rFonts w:asciiTheme="minorHAnsi" w:hAnsiTheme="minorHAnsi" w:cstheme="minorHAnsi"/>
-                <w:b/>
-                <w:szCs w:val="24"/>
-                <w:lang w:val="es-ES" w:eastAsia="es-ES"/>
-              </w:rPr>
+              <w:keepNext w:val="0"/>
+              <w:keepLines w:val="0"/>
+              <w:spacing w:after="100" w:line="240" w:lineRule="auto"/>
             </w:pPr>
             <w:r>
               <w:rPr>
-                <w:rFonts w:asciiTheme="minorHAnsi" w:hAnsiTheme="minorHAnsi" w:cstheme="minorHAnsi"/>
-                <w:b/>
-                <w:szCs w:val="24"/>
-                <w:lang w:val="es-ES" w:eastAsia="es-ES"/>
+                <w:rFonts w:ascii="Arial" w:hAnsi="Arial"/>
+                <w:b w:val="0"/>
+                <w:color w:val="000000"/>
+                <w:sz w:val="22"/>
               </w:rPr>
               <w:t>Revisión</w:t>
             </w:r>
@@ -1877,51 +594,65 @@
         </w:tc>
         <w:tc>
           <w:tcPr>
-            <w:tcW w:w="3060" w:type="dxa"/>
-            <w:shd w:val="clear" w:color="auto" w:fill="E6E6E6"/>
+            <w:tcW w:type="dxa" w:w="2209"/>
+            <w:tcBorders>
+              <w:top w:val="single" w:sz="4" w:color="D9D9D9"/>
+              <w:left w:val="single" w:sz="4" w:color="D9D9D9"/>
+              <w:bottom w:val="single" w:sz="4" w:color="D9D9D9"/>
+              <w:right w:val="single" w:sz="4" w:color="D9D9D9"/>
+            </w:tcBorders>
+            <w:tcMar>
+              <w:top w:w="80" w:type="dxa"/>
+              <w:left w:w="80" w:type="dxa"/>
+              <w:bottom w:w="80" w:type="dxa"/>
+              <w:right w:w="80" w:type="dxa"/>
+            </w:tcMar>
           </w:tcPr>
           <w:p>
             <w:pPr>
-              <w:jc w:val="both"/>
-              <w:rPr>
-                <w:rFonts w:asciiTheme="minorHAnsi" w:hAnsiTheme="minorHAnsi" w:cstheme="minorHAnsi"/>
-                <w:b/>
-                <w:szCs w:val="24"/>
-                <w:lang w:val="es-ES" w:eastAsia="es-ES"/>
-              </w:rPr>
+              <w:keepNext w:val="0"/>
+              <w:keepLines w:val="0"/>
+              <w:spacing w:after="100" w:line="240" w:lineRule="auto"/>
             </w:pPr>
             <w:r>
               <w:rPr>
-                <w:rFonts w:asciiTheme="minorHAnsi" w:hAnsiTheme="minorHAnsi" w:cstheme="minorHAnsi"/>
-                <w:b/>
-                <w:szCs w:val="24"/>
-                <w:lang w:val="es-ES" w:eastAsia="es-ES"/>
+                <w:rFonts w:ascii="Arial" w:hAnsi="Arial"/>
+                <w:b w:val="0"/>
+                <w:color w:val="000000"/>
+                <w:sz w:val="22"/>
               </w:rPr>
-              <w:t>Autor</w:t>
+              <w:t>Autores</w:t>
             </w:r>
           </w:p>
         </w:tc>
         <w:tc>
           <w:tcPr>
-            <w:tcW w:w="3316" w:type="dxa"/>
-            <w:shd w:val="clear" w:color="auto" w:fill="E6E6E6"/>
+            <w:tcW w:type="dxa" w:w="2209"/>
+            <w:tcBorders>
+              <w:top w:val="single" w:sz="4" w:color="D9D9D9"/>
+              <w:left w:val="single" w:sz="4" w:color="D9D9D9"/>
+              <w:bottom w:val="single" w:sz="4" w:color="D9D9D9"/>
+              <w:right w:val="single" w:sz="4" w:color="D9D9D9"/>
+            </w:tcBorders>
+            <w:tcMar>
+              <w:top w:w="80" w:type="dxa"/>
+              <w:left w:w="80" w:type="dxa"/>
+              <w:bottom w:w="80" w:type="dxa"/>
+              <w:right w:w="80" w:type="dxa"/>
+            </w:tcMar>
           </w:tcPr>
           <w:p>
             <w:pPr>
-              <w:jc w:val="both"/>
-              <w:rPr>
-                <w:rFonts w:asciiTheme="minorHAnsi" w:hAnsiTheme="minorHAnsi" w:cstheme="minorHAnsi"/>
-                <w:b/>
-                <w:szCs w:val="24"/>
-                <w:lang w:val="es-ES" w:eastAsia="es-ES"/>
-              </w:rPr>
+              <w:keepNext w:val="0"/>
+              <w:keepLines w:val="0"/>
+              <w:spacing w:after="100" w:line="240" w:lineRule="auto"/>
             </w:pPr>
             <w:r>
               <w:rPr>
-                <w:rFonts w:asciiTheme="minorHAnsi" w:hAnsiTheme="minorHAnsi" w:cstheme="minorHAnsi"/>
-                <w:b/>
-                <w:szCs w:val="24"/>
-                <w:lang w:val="es-ES" w:eastAsia="es-ES"/>
+                <w:rFonts w:ascii="Arial" w:hAnsi="Arial"/>
+                <w:b w:val="0"/>
+                <w:color w:val="000000"/>
+                <w:sz w:val="22"/>
               </w:rPr>
               <w:t>Modificación</w:t>
             </w:r>
@@ -1929,395 +660,366 @@
         </w:tc>
       </w:tr>
       <w:tr>
-        <w:trPr>
-          <w:trHeight w:val="1134"/>
-        </w:trPr>
         <w:tc>
           <w:tcPr>
-            <w:tcW w:w="1188" w:type="dxa"/>
-            <w:vAlign w:val="center"/>
+            <w:tcW w:type="dxa" w:w="2209"/>
+            <w:tcBorders>
+              <w:top w:val="single" w:sz="4" w:color="D9D9D9"/>
+              <w:left w:val="single" w:sz="4" w:color="D9D9D9"/>
+              <w:bottom w:val="single" w:sz="4" w:color="D9D9D9"/>
+              <w:right w:val="single" w:sz="4" w:color="D9D9D9"/>
+            </w:tcBorders>
+            <w:tcMar>
+              <w:top w:w="80" w:type="dxa"/>
+              <w:left w:w="80" w:type="dxa"/>
+              <w:bottom w:w="80" w:type="dxa"/>
+              <w:right w:w="80" w:type="dxa"/>
+            </w:tcMar>
           </w:tcPr>
           <w:p>
             <w:pPr>
-              <w:jc w:val="both"/>
-              <w:rPr>
-                <w:rFonts w:asciiTheme="minorHAnsi" w:hAnsiTheme="minorHAnsi" w:cstheme="minorHAnsi"/>
-                <w:i/>
-                <w:color w:val="FF0000"/>
-                <w:szCs w:val="24"/>
-                <w:lang w:val="es-ES" w:eastAsia="es-ES"/>
-              </w:rPr>
+              <w:keepNext w:val="0"/>
+              <w:keepLines w:val="0"/>
+              <w:spacing w:after="100" w:line="240" w:lineRule="auto"/>
             </w:pPr>
             <w:r>
               <w:rPr>
-                <w:rFonts w:cstheme="minorHAnsi"/>
-                <w:i/>
-                <w:color w:val="FF0000"/>
-                <w:szCs w:val="24"/>
-                <w:lang w:val="es-ES" w:eastAsia="es-ES"/>
+                <w:rFonts w:ascii="Arial" w:hAnsi="Arial"/>
+                <w:b w:val="0"/>
+                <w:color w:val="000000"/>
+                <w:sz w:val="22"/>
               </w:rPr>
-              <w:fldChar w:fldCharType="begin"/>
-            </w:r>
-            <w:r>
-              <w:rPr>
-                <w:rFonts w:asciiTheme="minorHAnsi" w:hAnsiTheme="minorHAnsi" w:cstheme="minorHAnsi"/>
-                <w:i/>
-                <w:color w:val="FF0000"/>
-                <w:szCs w:val="24"/>
-                <w:lang w:val="es-ES" w:eastAsia="es-ES"/>
-              </w:rPr>
-              <w:instrText>MACROBUTTON NoMacro [Fecha]</w:instrText>
-            </w:r>
-            <w:r>
-              <w:rPr>
-                <w:rFonts w:cstheme="minorHAnsi"/>
-                <w:i/>
-                <w:color w:val="FF0000"/>
-                <w:szCs w:val="24"/>
-                <w:lang w:val="es-ES" w:eastAsia="es-ES"/>
-              </w:rPr>
-              <w:fldChar w:fldCharType="end"/>
+              <w:t>16-10-2026</w:t>
             </w:r>
           </w:p>
         </w:tc>
         <w:tc>
           <w:tcPr>
-            <w:tcW w:w="1080" w:type="dxa"/>
-            <w:vAlign w:val="center"/>
+            <w:tcW w:type="dxa" w:w="2209"/>
+            <w:tcBorders>
+              <w:top w:val="single" w:sz="4" w:color="D9D9D9"/>
+              <w:left w:val="single" w:sz="4" w:color="D9D9D9"/>
+              <w:bottom w:val="single" w:sz="4" w:color="D9D9D9"/>
+              <w:right w:val="single" w:sz="4" w:color="D9D9D9"/>
+            </w:tcBorders>
+            <w:tcMar>
+              <w:top w:w="80" w:type="dxa"/>
+              <w:left w:w="80" w:type="dxa"/>
+              <w:bottom w:w="80" w:type="dxa"/>
+              <w:right w:w="80" w:type="dxa"/>
+            </w:tcMar>
           </w:tcPr>
           <w:p>
             <w:pPr>
-              <w:jc w:val="both"/>
-              <w:rPr>
-                <w:rFonts w:asciiTheme="minorHAnsi" w:hAnsiTheme="minorHAnsi" w:cstheme="minorHAnsi"/>
-                <w:i/>
-                <w:color w:val="FF0000"/>
-                <w:szCs w:val="24"/>
-                <w:lang w:val="es-ES" w:eastAsia="es-ES"/>
-              </w:rPr>
+              <w:keepNext w:val="0"/>
+              <w:keepLines w:val="0"/>
+              <w:spacing w:after="100" w:line="240" w:lineRule="auto"/>
             </w:pPr>
             <w:r>
               <w:rPr>
-                <w:rFonts w:cstheme="minorHAnsi"/>
-                <w:i/>
-                <w:color w:val="FF0000"/>
-                <w:szCs w:val="24"/>
-                <w:lang w:val="es-ES" w:eastAsia="es-ES"/>
+                <w:rFonts w:ascii="Arial" w:hAnsi="Arial"/>
+                <w:b w:val="0"/>
+                <w:color w:val="000000"/>
+                <w:sz w:val="22"/>
               </w:rPr>
-              <w:fldChar w:fldCharType="begin"/>
-            </w:r>
-            <w:r>
-              <w:rPr>
-                <w:rFonts w:asciiTheme="minorHAnsi" w:hAnsiTheme="minorHAnsi" w:cstheme="minorHAnsi"/>
-                <w:i/>
-                <w:color w:val="FF0000"/>
-                <w:szCs w:val="24"/>
-                <w:lang w:val="es-ES" w:eastAsia="es-ES"/>
-              </w:rPr>
-              <w:instrText>MACROBUTTON NoMacro [Rev]</w:instrText>
-            </w:r>
-            <w:r>
-              <w:rPr>
-                <w:rFonts w:cstheme="minorHAnsi"/>
-                <w:i/>
-                <w:color w:val="FF0000"/>
-                <w:szCs w:val="24"/>
-                <w:lang w:val="es-ES" w:eastAsia="es-ES"/>
-              </w:rPr>
-              <w:fldChar w:fldCharType="end"/>
+              <w:t>02</w:t>
             </w:r>
           </w:p>
         </w:tc>
         <w:tc>
           <w:tcPr>
-            <w:tcW w:w="3060" w:type="dxa"/>
-            <w:vAlign w:val="center"/>
+            <w:tcW w:type="dxa" w:w="2209"/>
+            <w:tcBorders>
+              <w:top w:val="single" w:sz="4" w:color="D9D9D9"/>
+              <w:left w:val="single" w:sz="4" w:color="D9D9D9"/>
+              <w:bottom w:val="single" w:sz="4" w:color="D9D9D9"/>
+              <w:right w:val="single" w:sz="4" w:color="D9D9D9"/>
+            </w:tcBorders>
+            <w:tcMar>
+              <w:top w:w="80" w:type="dxa"/>
+              <w:left w:w="80" w:type="dxa"/>
+              <w:bottom w:w="80" w:type="dxa"/>
+              <w:right w:w="80" w:type="dxa"/>
+            </w:tcMar>
           </w:tcPr>
           <w:p>
             <w:pPr>
-              <w:jc w:val="both"/>
-              <w:rPr>
-                <w:rFonts w:asciiTheme="minorHAnsi" w:hAnsiTheme="minorHAnsi" w:cstheme="minorHAnsi"/>
-                <w:i/>
-                <w:color w:val="FF0000"/>
-                <w:szCs w:val="24"/>
-                <w:lang w:val="es-ES" w:eastAsia="es-ES"/>
-              </w:rPr>
+              <w:keepNext w:val="0"/>
+              <w:keepLines w:val="0"/>
+              <w:spacing w:after="100" w:line="240" w:lineRule="auto"/>
             </w:pPr>
             <w:r>
               <w:rPr>
-                <w:rFonts w:cstheme="minorHAnsi"/>
-                <w:i/>
-                <w:color w:val="FF0000"/>
-                <w:szCs w:val="24"/>
-                <w:lang w:val="es-ES" w:eastAsia="es-ES"/>
+                <w:rFonts w:ascii="Arial" w:hAnsi="Arial"/>
+                <w:b w:val="0"/>
+                <w:color w:val="000000"/>
+                <w:sz w:val="22"/>
               </w:rPr>
-              <w:fldChar w:fldCharType="begin"/>
-            </w:r>
-            <w:r>
-              <w:rPr>
-                <w:rFonts w:asciiTheme="minorHAnsi" w:hAnsiTheme="minorHAnsi" w:cstheme="minorHAnsi"/>
-                <w:i/>
-                <w:color w:val="FF0000"/>
-                <w:szCs w:val="24"/>
-                <w:lang w:val="es-ES" w:eastAsia="es-ES"/>
-              </w:rPr>
-              <w:instrText>MACROBUTTON NoMacro [Descripcion]</w:instrText>
-            </w:r>
-            <w:r>
-              <w:rPr>
-                <w:rFonts w:cstheme="minorHAnsi"/>
-                <w:i/>
-                <w:color w:val="FF0000"/>
-                <w:szCs w:val="24"/>
-                <w:lang w:val="es-ES" w:eastAsia="es-ES"/>
-              </w:rPr>
-              <w:fldChar w:fldCharType="end"/>
+              <w:t>Daniel Ávila y Raúl González</w:t>
             </w:r>
           </w:p>
         </w:tc>
         <w:tc>
           <w:tcPr>
-            <w:tcW w:w="3316" w:type="dxa"/>
-            <w:vAlign w:val="center"/>
+            <w:tcW w:type="dxa" w:w="2209"/>
+            <w:tcBorders>
+              <w:top w:val="single" w:sz="4" w:color="D9D9D9"/>
+              <w:left w:val="single" w:sz="4" w:color="D9D9D9"/>
+              <w:bottom w:val="single" w:sz="4" w:color="D9D9D9"/>
+              <w:right w:val="single" w:sz="4" w:color="D9D9D9"/>
+            </w:tcBorders>
+            <w:tcMar>
+              <w:top w:w="80" w:type="dxa"/>
+              <w:left w:w="80" w:type="dxa"/>
+              <w:bottom w:w="80" w:type="dxa"/>
+              <w:right w:w="80" w:type="dxa"/>
+            </w:tcMar>
           </w:tcPr>
           <w:p>
             <w:pPr>
-              <w:jc w:val="both"/>
-              <w:rPr>
-                <w:rFonts w:asciiTheme="minorHAnsi" w:hAnsiTheme="minorHAnsi" w:cstheme="minorHAnsi"/>
-                <w:i/>
-                <w:color w:val="FF0000"/>
-                <w:szCs w:val="24"/>
-                <w:lang w:val="es-ES" w:eastAsia="es-ES"/>
-              </w:rPr>
+              <w:keepNext w:val="0"/>
+              <w:keepLines w:val="0"/>
+              <w:spacing w:after="100" w:line="240" w:lineRule="auto"/>
             </w:pPr>
             <w:r>
               <w:rPr>
-                <w:rFonts w:cstheme="minorHAnsi"/>
-                <w:i/>
-                <w:color w:val="FF0000"/>
-                <w:szCs w:val="24"/>
-                <w:lang w:val="es-ES" w:eastAsia="es-ES"/>
+                <w:rFonts w:ascii="Arial" w:hAnsi="Arial"/>
+                <w:b w:val="0"/>
+                <w:color w:val="000000"/>
+                <w:sz w:val="22"/>
               </w:rPr>
-              <w:fldChar w:fldCharType="begin"/>
+              <w:t>Actualización al release público y evidencias de Fase 2</w:t>
             </w:r>
+          </w:p>
+        </w:tc>
+      </w:tr>
+    </w:tbl>
+    <w:p>
+      <w:r>
+        <w:t>Estado de revisión: preparado para revisión de ambos integrantes. No registra aprobación ni firma de terceros.</w:t>
+      </w:r>
+    </w:p>
+    <w:p>
+      <w:pPr>
+        <w:pStyle w:val="Ttulo1"/>
+      </w:pPr>
+      <w:r>
+        <w:t>Integrantes</w:t>
+      </w:r>
+    </w:p>
+    <w:tbl>
+      <w:tblPr>
+        <w:tblW w:type="auto" w:w="0"/>
+        <w:tblLayout w:type="fixed"/>
+        <w:tblLook w:firstColumn="1" w:firstRow="1" w:lastColumn="0" w:lastRow="0" w:noHBand="0" w:noVBand="1" w:val="04A0"/>
+      </w:tblPr>
+      <w:tblGrid>
+        <w:gridCol w:w="4419"/>
+        <w:gridCol w:w="4419"/>
+      </w:tblGrid>
+      <w:tr>
+        <w:trPr>
+          <w:tblHeader/>
+        </w:trPr>
+        <w:tc>
+          <w:tcPr>
+            <w:tcW w:type="dxa" w:w="4419"/>
+            <w:tcBorders>
+              <w:top w:val="single" w:sz="4" w:color="D9D9D9"/>
+              <w:left w:val="single" w:sz="4" w:color="D9D9D9"/>
+              <w:bottom w:val="single" w:sz="4" w:color="D9D9D9"/>
+              <w:right w:val="single" w:sz="4" w:color="D9D9D9"/>
+            </w:tcBorders>
+            <w:tcMar>
+              <w:top w:w="80" w:type="dxa"/>
+              <w:left w:w="80" w:type="dxa"/>
+              <w:bottom w:w="80" w:type="dxa"/>
+              <w:right w:w="80" w:type="dxa"/>
+            </w:tcMar>
+          </w:tcPr>
+          <w:p>
+            <w:pPr>
+              <w:keepNext w:val="0"/>
+              <w:keepLines w:val="0"/>
+              <w:spacing w:after="100" w:line="240" w:lineRule="auto"/>
+            </w:pPr>
             <w:r>
               <w:rPr>
-                <w:rFonts w:asciiTheme="minorHAnsi" w:hAnsiTheme="minorHAnsi" w:cstheme="minorHAnsi"/>
-                <w:i/>
-                <w:color w:val="FF0000"/>
-                <w:szCs w:val="24"/>
-                <w:lang w:val="es-ES" w:eastAsia="es-ES"/>
+                <w:rFonts w:ascii="Arial" w:hAnsi="Arial"/>
+                <w:b w:val="0"/>
+                <w:color w:val="000000"/>
+                <w:sz w:val="22"/>
               </w:rPr>
-              <w:instrText>MACROBUTTON NoMacro [Descripcion]</w:instrText>
+              <w:t>Nombre</w:t>
             </w:r>
+          </w:p>
+        </w:tc>
+        <w:tc>
+          <w:tcPr>
+            <w:tcW w:type="dxa" w:w="4419"/>
+            <w:tcBorders>
+              <w:top w:val="single" w:sz="4" w:color="D9D9D9"/>
+              <w:left w:val="single" w:sz="4" w:color="D9D9D9"/>
+              <w:bottom w:val="single" w:sz="4" w:color="D9D9D9"/>
+              <w:right w:val="single" w:sz="4" w:color="D9D9D9"/>
+            </w:tcBorders>
+            <w:tcMar>
+              <w:top w:w="80" w:type="dxa"/>
+              <w:left w:w="80" w:type="dxa"/>
+              <w:bottom w:w="80" w:type="dxa"/>
+              <w:right w:w="80" w:type="dxa"/>
+            </w:tcMar>
+          </w:tcPr>
+          <w:p>
+            <w:pPr>
+              <w:keepNext w:val="0"/>
+              <w:keepLines w:val="0"/>
+              <w:spacing w:after="100" w:line="240" w:lineRule="auto"/>
+            </w:pPr>
             <w:r>
               <w:rPr>
-                <w:rFonts w:cstheme="minorHAnsi"/>
-                <w:i/>
-                <w:color w:val="FF0000"/>
-                <w:szCs w:val="24"/>
-                <w:lang w:val="es-ES" w:eastAsia="es-ES"/>
+                <w:rFonts w:ascii="Arial" w:hAnsi="Arial"/>
+                <w:b w:val="0"/>
+                <w:color w:val="000000"/>
+                <w:sz w:val="22"/>
               </w:rPr>
-              <w:fldChar w:fldCharType="end"/>
+              <w:t>Responsabilidad</w:t>
             </w:r>
           </w:p>
         </w:tc>
       </w:tr>
       <w:tr>
-        <w:trPr>
-          <w:trHeight w:val="1134"/>
-        </w:trPr>
         <w:tc>
           <w:tcPr>
-            <w:tcW w:w="1188" w:type="dxa"/>
-            <w:vAlign w:val="center"/>
+            <w:tcW w:type="dxa" w:w="4419"/>
+            <w:tcBorders>
+              <w:top w:val="single" w:sz="4" w:color="D9D9D9"/>
+              <w:left w:val="single" w:sz="4" w:color="D9D9D9"/>
+              <w:bottom w:val="single" w:sz="4" w:color="D9D9D9"/>
+              <w:right w:val="single" w:sz="4" w:color="D9D9D9"/>
+            </w:tcBorders>
+            <w:tcMar>
+              <w:top w:w="80" w:type="dxa"/>
+              <w:left w:w="80" w:type="dxa"/>
+              <w:bottom w:w="80" w:type="dxa"/>
+              <w:right w:w="80" w:type="dxa"/>
+            </w:tcMar>
           </w:tcPr>
           <w:p>
             <w:pPr>
-              <w:jc w:val="both"/>
-              <w:rPr>
-                <w:rFonts w:asciiTheme="minorHAnsi" w:hAnsiTheme="minorHAnsi" w:cstheme="minorHAnsi"/>
-                <w:i/>
-                <w:color w:val="FF0000"/>
-                <w:szCs w:val="24"/>
-                <w:lang w:val="es-ES" w:eastAsia="es-ES"/>
-              </w:rPr>
+              <w:keepNext w:val="0"/>
+              <w:keepLines w:val="0"/>
+              <w:spacing w:after="100" w:line="240" w:lineRule="auto"/>
             </w:pPr>
             <w:r>
               <w:rPr>
-                <w:rFonts w:cstheme="minorHAnsi"/>
-                <w:i/>
-                <w:color w:val="FF0000"/>
-                <w:szCs w:val="24"/>
-                <w:lang w:val="es-ES" w:eastAsia="es-ES"/>
+                <w:rFonts w:ascii="Arial" w:hAnsi="Arial"/>
+                <w:b w:val="0"/>
+                <w:color w:val="000000"/>
+                <w:sz w:val="22"/>
               </w:rPr>
-              <w:fldChar w:fldCharType="begin"/>
-            </w:r>
-            <w:r>
-              <w:rPr>
-                <w:rFonts w:asciiTheme="minorHAnsi" w:hAnsiTheme="minorHAnsi" w:cstheme="minorHAnsi"/>
-                <w:i/>
-                <w:color w:val="FF0000"/>
-                <w:szCs w:val="24"/>
-                <w:lang w:val="es-ES" w:eastAsia="es-ES"/>
-              </w:rPr>
-              <w:instrText>MACROBUTTON NoMacro [Fecha]</w:instrText>
-            </w:r>
-            <w:r>
-              <w:rPr>
-                <w:rFonts w:cstheme="minorHAnsi"/>
-                <w:i/>
-                <w:color w:val="FF0000"/>
-                <w:szCs w:val="24"/>
-                <w:lang w:val="es-ES" w:eastAsia="es-ES"/>
-              </w:rPr>
-              <w:fldChar w:fldCharType="end"/>
+              <w:t>Daniel Ávila</w:t>
             </w:r>
           </w:p>
         </w:tc>
         <w:tc>
           <w:tcPr>
-            <w:tcW w:w="1080" w:type="dxa"/>
-            <w:vAlign w:val="center"/>
+            <w:tcW w:type="dxa" w:w="4419"/>
+            <w:tcBorders>
+              <w:top w:val="single" w:sz="4" w:color="D9D9D9"/>
+              <w:left w:val="single" w:sz="4" w:color="D9D9D9"/>
+              <w:bottom w:val="single" w:sz="4" w:color="D9D9D9"/>
+              <w:right w:val="single" w:sz="4" w:color="D9D9D9"/>
+            </w:tcBorders>
+            <w:tcMar>
+              <w:top w:w="80" w:type="dxa"/>
+              <w:left w:w="80" w:type="dxa"/>
+              <w:bottom w:w="80" w:type="dxa"/>
+              <w:right w:w="80" w:type="dxa"/>
+            </w:tcMar>
           </w:tcPr>
           <w:p>
             <w:pPr>
-              <w:jc w:val="both"/>
-              <w:rPr>
-                <w:rFonts w:asciiTheme="minorHAnsi" w:hAnsiTheme="minorHAnsi" w:cstheme="minorHAnsi"/>
-                <w:i/>
-                <w:color w:val="FF0000"/>
-                <w:szCs w:val="24"/>
-                <w:lang w:val="es-ES" w:eastAsia="es-ES"/>
-              </w:rPr>
+              <w:keepNext w:val="0"/>
+              <w:keepLines w:val="0"/>
+              <w:spacing w:after="100" w:line="240" w:lineRule="auto"/>
             </w:pPr>
             <w:r>
               <w:rPr>
-                <w:rFonts w:cstheme="minorHAnsi"/>
-                <w:i/>
-                <w:color w:val="FF0000"/>
-                <w:szCs w:val="24"/>
-                <w:lang w:val="es-ES" w:eastAsia="es-ES"/>
+                <w:rFonts w:ascii="Arial" w:hAnsi="Arial"/>
+                <w:b w:val="0"/>
+                <w:color w:val="000000"/>
+                <w:sz w:val="22"/>
               </w:rPr>
-              <w:fldChar w:fldCharType="begin"/>
+              <w:t>Datos y lógica de negocio; colaboración en captura, formularios y publicación.</w:t>
             </w:r>
+          </w:p>
+        </w:tc>
+      </w:tr>
+      <w:tr>
+        <w:tc>
+          <w:tcPr>
+            <w:tcW w:type="dxa" w:w="4419"/>
+            <w:tcBorders>
+              <w:top w:val="single" w:sz="4" w:color="D9D9D9"/>
+              <w:left w:val="single" w:sz="4" w:color="D9D9D9"/>
+              <w:bottom w:val="single" w:sz="4" w:color="D9D9D9"/>
+              <w:right w:val="single" w:sz="4" w:color="D9D9D9"/>
+            </w:tcBorders>
+            <w:tcMar>
+              <w:top w:w="80" w:type="dxa"/>
+              <w:left w:w="80" w:type="dxa"/>
+              <w:bottom w:w="80" w:type="dxa"/>
+              <w:right w:w="80" w:type="dxa"/>
+            </w:tcMar>
+          </w:tcPr>
+          <w:p>
+            <w:pPr>
+              <w:keepNext w:val="0"/>
+              <w:keepLines w:val="0"/>
+              <w:spacing w:after="100" w:line="240" w:lineRule="auto"/>
+            </w:pPr>
             <w:r>
               <w:rPr>
-                <w:rFonts w:asciiTheme="minorHAnsi" w:hAnsiTheme="minorHAnsi" w:cstheme="minorHAnsi"/>
-                <w:i/>
-                <w:color w:val="FF0000"/>
-                <w:szCs w:val="24"/>
-                <w:lang w:val="es-ES" w:eastAsia="es-ES"/>
+                <w:rFonts w:ascii="Arial" w:hAnsi="Arial"/>
+                <w:b w:val="0"/>
+                <w:color w:val="000000"/>
+                <w:sz w:val="22"/>
               </w:rPr>
-              <w:instrText>MACROBUTTON NoMacro [Rev]</w:instrText>
-            </w:r>
-            <w:r>
-              <w:rPr>
-                <w:rFonts w:cstheme="minorHAnsi"/>
-                <w:i/>
-                <w:color w:val="FF0000"/>
-                <w:szCs w:val="24"/>
-                <w:lang w:val="es-ES" w:eastAsia="es-ES"/>
-              </w:rPr>
-              <w:fldChar w:fldCharType="end"/>
+              <w:t>Raúl González</w:t>
             </w:r>
           </w:p>
         </w:tc>
         <w:tc>
           <w:tcPr>
-            <w:tcW w:w="3060" w:type="dxa"/>
-            <w:vAlign w:val="center"/>
+            <w:tcW w:type="dxa" w:w="4419"/>
+            <w:tcBorders>
+              <w:top w:val="single" w:sz="4" w:color="D9D9D9"/>
+              <w:left w:val="single" w:sz="4" w:color="D9D9D9"/>
+              <w:bottom w:val="single" w:sz="4" w:color="D9D9D9"/>
+              <w:right w:val="single" w:sz="4" w:color="D9D9D9"/>
+            </w:tcBorders>
+            <w:tcMar>
+              <w:top w:w="80" w:type="dxa"/>
+              <w:left w:w="80" w:type="dxa"/>
+              <w:bottom w:w="80" w:type="dxa"/>
+              <w:right w:w="80" w:type="dxa"/>
+            </w:tcMar>
           </w:tcPr>
           <w:p>
             <w:pPr>
-              <w:jc w:val="both"/>
-              <w:rPr>
-                <w:rFonts w:asciiTheme="minorHAnsi" w:hAnsiTheme="minorHAnsi" w:cstheme="minorHAnsi"/>
-                <w:i/>
-                <w:color w:val="FF0000"/>
-                <w:szCs w:val="24"/>
-                <w:lang w:val="es-ES" w:eastAsia="es-ES"/>
-              </w:rPr>
+              <w:keepNext w:val="0"/>
+              <w:keepLines w:val="0"/>
+              <w:spacing w:after="100" w:line="240" w:lineRule="auto"/>
             </w:pPr>
             <w:r>
               <w:rPr>
-                <w:rFonts w:cstheme="minorHAnsi"/>
-                <w:i/>
-                <w:color w:val="FF0000"/>
-                <w:szCs w:val="24"/>
-                <w:lang w:val="es-ES" w:eastAsia="es-ES"/>
+                <w:rFonts w:ascii="Arial" w:hAnsi="Arial"/>
+                <w:b w:val="0"/>
+                <w:color w:val="000000"/>
+                <w:sz w:val="22"/>
               </w:rPr>
-              <w:fldChar w:fldCharType="begin"/>
-            </w:r>
-            <w:r>
-              <w:rPr>
-                <w:rFonts w:asciiTheme="minorHAnsi" w:hAnsiTheme="minorHAnsi" w:cstheme="minorHAnsi"/>
-                <w:i/>
-                <w:color w:val="FF0000"/>
-                <w:szCs w:val="24"/>
-                <w:lang w:val="es-ES" w:eastAsia="es-ES"/>
-              </w:rPr>
-              <w:instrText>MACROBUTTON NoMacro [Descripcion]</w:instrText>
-            </w:r>
-            <w:r>
-              <w:rPr>
-                <w:rFonts w:cstheme="minorHAnsi"/>
-                <w:i/>
-                <w:color w:val="FF0000"/>
-                <w:szCs w:val="24"/>
-                <w:lang w:val="es-ES" w:eastAsia="es-ES"/>
-              </w:rPr>
-              <w:fldChar w:fldCharType="end"/>
-            </w:r>
-          </w:p>
-        </w:tc>
-        <w:tc>
-          <w:tcPr>
-            <w:tcW w:w="3316" w:type="dxa"/>
-            <w:vAlign w:val="center"/>
-          </w:tcPr>
-          <w:p>
-            <w:pPr>
-              <w:jc w:val="both"/>
-              <w:rPr>
-                <w:rFonts w:asciiTheme="minorHAnsi" w:hAnsiTheme="minorHAnsi" w:cstheme="minorHAnsi"/>
-                <w:i/>
-                <w:color w:val="FF0000"/>
-                <w:szCs w:val="24"/>
-                <w:lang w:val="es-ES" w:eastAsia="es-ES"/>
-              </w:rPr>
-            </w:pPr>
-            <w:r>
-              <w:rPr>
-                <w:rFonts w:cstheme="minorHAnsi"/>
-                <w:i/>
-                <w:color w:val="FF0000"/>
-                <w:szCs w:val="24"/>
-                <w:lang w:val="es-ES" w:eastAsia="es-ES"/>
-              </w:rPr>
-              <w:fldChar w:fldCharType="begin"/>
-            </w:r>
-            <w:r>
-              <w:rPr>
-                <w:rFonts w:asciiTheme="minorHAnsi" w:hAnsiTheme="minorHAnsi" w:cstheme="minorHAnsi"/>
-                <w:i/>
-                <w:color w:val="FF0000"/>
-                <w:szCs w:val="24"/>
-                <w:lang w:val="es-ES" w:eastAsia="es-ES"/>
-              </w:rPr>
-              <w:instrText>MACROBUTTON NoMacro [Descripcion]</w:instrText>
-            </w:r>
-            <w:r>
-              <w:rPr>
-                <w:rFonts w:cstheme="minorHAnsi"/>
-                <w:i/>
-                <w:color w:val="FF0000"/>
-                <w:szCs w:val="24"/>
-                <w:lang w:val="es-ES" w:eastAsia="es-ES"/>
-              </w:rPr>
-              <w:fldChar w:fldCharType="end"/>
+              <w:t>Infraestructura, plataforma y validación; informe de avance y colaboración en sincronización.</w:t>
             </w:r>
           </w:p>
         </w:tc>
@@ -2325,478 +1027,132 @@
     </w:tbl>
     <w:p>
       <w:pPr>
-        <w:spacing w:after="0" w:line="240" w:lineRule="auto"/>
-        <w:jc w:val="both"/>
-        <w:rPr>
-          <w:rFonts w:eastAsia="Times New Roman" w:cstheme="minorHAnsi"/>
-          <w:sz w:val="20"/>
-          <w:szCs w:val="24"/>
-          <w:lang w:val="es-ES" w:eastAsia="es-ES"/>
-        </w:rPr>
-      </w:pPr>
-    </w:p>
-    <w:p>
-      <w:pPr>
-        <w:spacing w:after="0" w:line="240" w:lineRule="auto"/>
-        <w:jc w:val="both"/>
-        <w:rPr>
-          <w:rFonts w:eastAsia="Times New Roman" w:cstheme="minorHAnsi"/>
-          <w:sz w:val="20"/>
-          <w:szCs w:val="24"/>
-          <w:lang w:val="fr-FR" w:eastAsia="es-ES"/>
-        </w:rPr>
-      </w:pPr>
-    </w:p>
-    <w:p>
-      <w:pPr>
-        <w:spacing w:after="0" w:line="240" w:lineRule="auto"/>
-        <w:jc w:val="both"/>
-        <w:rPr>
-          <w:rFonts w:eastAsia="Times New Roman" w:cstheme="minorHAnsi"/>
-          <w:sz w:val="20"/>
-          <w:szCs w:val="24"/>
-          <w:lang w:val="fr-FR" w:eastAsia="es-ES"/>
-        </w:rPr>
-      </w:pPr>
-    </w:p>
-    <w:p>
-      <w:pPr>
-        <w:spacing w:after="0" w:line="240" w:lineRule="auto"/>
-        <w:jc w:val="both"/>
-        <w:rPr>
-          <w:rFonts w:eastAsia="Times New Roman" w:cstheme="minorHAnsi"/>
-          <w:sz w:val="20"/>
-          <w:szCs w:val="24"/>
-          <w:lang w:val="es-ES" w:eastAsia="es-ES"/>
-        </w:rPr>
-      </w:pPr>
-      <w:r>
-        <w:rPr>
-          <w:rFonts w:eastAsia="Times New Roman" w:cstheme="minorHAnsi"/>
-          <w:sz w:val="20"/>
-          <w:szCs w:val="24"/>
-          <w:lang w:val="es-ES" w:eastAsia="es-ES"/>
-        </w:rPr>
-        <w:t xml:space="preserve">Documento validado por las partes en fecha: </w:t>
-      </w:r>
-      <w:r>
-        <w:rPr>
-          <w:rFonts w:eastAsia="Times New Roman" w:cstheme="minorHAnsi"/>
-          <w:color w:val="FF0000"/>
-          <w:sz w:val="20"/>
-          <w:szCs w:val="24"/>
-          <w:lang w:val="es-ES" w:eastAsia="es-ES"/>
-        </w:rPr>
-        <w:fldChar w:fldCharType="begin"/>
-      </w:r>
-      <w:r>
-        <w:rPr>
-          <w:rFonts w:eastAsia="Times New Roman" w:cstheme="minorHAnsi"/>
-          <w:color w:val="FF0000"/>
-          <w:sz w:val="20"/>
-          <w:szCs w:val="24"/>
-          <w:lang w:val="es-ES" w:eastAsia="es-ES"/>
-        </w:rPr>
-        <w:instrText>MACROBUTTON NoMacro [Fecha]</w:instrText>
-      </w:r>
-      <w:r>
-        <w:rPr>
-          <w:rFonts w:eastAsia="Times New Roman" w:cstheme="minorHAnsi"/>
-          <w:color w:val="FF0000"/>
-          <w:sz w:val="20"/>
-          <w:szCs w:val="24"/>
-          <w:lang w:val="es-ES" w:eastAsia="es-ES"/>
-        </w:rPr>
-        <w:fldChar w:fldCharType="end"/>
-      </w:r>
-    </w:p>
-    <w:p>
-      <w:pPr>
-        <w:spacing w:after="0" w:line="240" w:lineRule="auto"/>
-        <w:jc w:val="both"/>
-        <w:rPr>
-          <w:rFonts w:eastAsia="Times New Roman" w:cstheme="minorHAnsi"/>
-          <w:sz w:val="20"/>
-          <w:szCs w:val="24"/>
-          <w:lang w:val="es-ES" w:eastAsia="es-ES"/>
-        </w:rPr>
-      </w:pPr>
-    </w:p>
-    <w:p>
-      <w:pPr>
-        <w:spacing w:after="0" w:line="240" w:lineRule="auto"/>
-        <w:jc w:val="both"/>
-        <w:rPr>
-          <w:rFonts w:eastAsia="Times New Roman" w:cstheme="minorHAnsi"/>
-          <w:sz w:val="20"/>
-          <w:szCs w:val="24"/>
-          <w:lang w:val="es-ES" w:eastAsia="es-ES"/>
-        </w:rPr>
-      </w:pPr>
-    </w:p>
-    <w:p>
-      <w:pPr>
-        <w:spacing w:after="0" w:line="240" w:lineRule="auto"/>
-        <w:jc w:val="both"/>
-        <w:rPr>
-          <w:rFonts w:eastAsia="Times New Roman" w:cstheme="minorHAnsi"/>
-          <w:sz w:val="20"/>
-          <w:szCs w:val="24"/>
-          <w:lang w:val="es-ES" w:eastAsia="es-ES"/>
-        </w:rPr>
-      </w:pPr>
-    </w:p>
-    <w:p>
-      <w:pPr>
         <w:pStyle w:val="Ttulo1"/>
       </w:pPr>
-      <w:bookmarkStart w:id="2" w:name="_Toc241504475"/>
-      <w:r>
-        <w:t>Integrantes:</w:t>
-      </w:r>
-      <w:bookmarkEnd w:id="2"/>
-    </w:p>
-    <w:tbl>
-      <w:tblPr>
-        <w:tblStyle w:val="Tablaconcuadrcula1"/>
-        <w:tblW w:w="0" w:type="auto"/>
-        <w:tblBorders>
-          <w:top w:val="single" w:sz="4" w:space="0" w:color="808080"/>
-          <w:left w:val="single" w:sz="4" w:space="0" w:color="808080"/>
-          <w:bottom w:val="single" w:sz="4" w:space="0" w:color="808080"/>
-          <w:right w:val="single" w:sz="4" w:space="0" w:color="808080"/>
-          <w:insideH w:val="single" w:sz="4" w:space="0" w:color="808080"/>
-          <w:insideV w:val="single" w:sz="4" w:space="0" w:color="808080"/>
-        </w:tblBorders>
-        <w:tblLook w:val="01E0" w:firstRow="1" w:lastRow="1" w:firstColumn="1" w:lastColumn="1" w:noHBand="0" w:noVBand="0"/>
-      </w:tblPr>
-      <w:tblGrid>
-        <w:gridCol w:w="3539"/>
-        <w:gridCol w:w="5275"/>
-      </w:tblGrid>
-      <w:tr>
-        <w:tc>
-          <w:tcPr>
-            <w:tcW w:w="3539" w:type="dxa"/>
-            <w:shd w:val="clear" w:color="auto" w:fill="E6E6E6"/>
-          </w:tcPr>
-          <w:p>
-            <w:pPr>
-              <w:jc w:val="both"/>
-              <w:rPr>
-                <w:rFonts w:asciiTheme="minorHAnsi" w:hAnsiTheme="minorHAnsi" w:cstheme="minorHAnsi"/>
-                <w:b/>
-                <w:szCs w:val="24"/>
-                <w:lang w:val="es-ES" w:eastAsia="es-ES"/>
-              </w:rPr>
-            </w:pPr>
-            <w:r>
-              <w:rPr>
-                <w:rFonts w:asciiTheme="minorHAnsi" w:hAnsiTheme="minorHAnsi" w:cstheme="minorHAnsi"/>
-                <w:b/>
-                <w:szCs w:val="24"/>
-                <w:lang w:val="es-ES" w:eastAsia="es-ES"/>
-              </w:rPr>
-              <w:t>Nombre Integrante del Equipo</w:t>
-            </w:r>
-          </w:p>
-        </w:tc>
-        <w:tc>
-          <w:tcPr>
-            <w:tcW w:w="5275" w:type="dxa"/>
-            <w:shd w:val="clear" w:color="auto" w:fill="E6E6E6"/>
-          </w:tcPr>
-          <w:p>
-            <w:pPr>
-              <w:jc w:val="both"/>
-              <w:rPr>
-                <w:rFonts w:asciiTheme="minorHAnsi" w:hAnsiTheme="minorHAnsi" w:cstheme="minorHAnsi"/>
-                <w:b/>
-                <w:szCs w:val="24"/>
-                <w:lang w:val="es-ES" w:eastAsia="es-ES"/>
-              </w:rPr>
-            </w:pPr>
-            <w:r>
-              <w:rPr>
-                <w:rFonts w:asciiTheme="minorHAnsi" w:hAnsiTheme="minorHAnsi" w:cstheme="minorHAnsi"/>
-                <w:b/>
-                <w:szCs w:val="24"/>
-                <w:lang w:val="es-ES" w:eastAsia="es-ES"/>
-              </w:rPr>
-              <w:t>Rol Definido</w:t>
-            </w:r>
-          </w:p>
-        </w:tc>
-      </w:tr>
-      <w:tr>
-        <w:trPr>
-          <w:trHeight w:val="465"/>
-        </w:trPr>
-        <w:tc>
-          <w:tcPr>
-            <w:tcW w:w="3539" w:type="dxa"/>
-            <w:vAlign w:val="center"/>
-          </w:tcPr>
-          <w:p>
-            <w:pPr>
-              <w:jc w:val="both"/>
-              <w:rPr>
-                <w:rFonts w:asciiTheme="minorHAnsi" w:hAnsiTheme="minorHAnsi" w:cstheme="minorHAnsi"/>
-                <w:i/>
-                <w:szCs w:val="24"/>
-                <w:lang w:val="es-ES" w:eastAsia="es-ES"/>
-              </w:rPr>
-            </w:pPr>
-          </w:p>
-        </w:tc>
-        <w:tc>
-          <w:tcPr>
-            <w:tcW w:w="5275" w:type="dxa"/>
-            <w:vAlign w:val="center"/>
-          </w:tcPr>
-          <w:p>
-            <w:pPr>
-              <w:jc w:val="both"/>
-              <w:rPr>
-                <w:rFonts w:asciiTheme="minorHAnsi" w:hAnsiTheme="minorHAnsi" w:cstheme="minorHAnsi"/>
-                <w:i/>
-                <w:szCs w:val="24"/>
-                <w:lang w:val="es-ES" w:eastAsia="es-ES"/>
-              </w:rPr>
-            </w:pPr>
-          </w:p>
-        </w:tc>
-      </w:tr>
-      <w:tr>
-        <w:trPr>
-          <w:trHeight w:val="465"/>
-        </w:trPr>
-        <w:tc>
-          <w:tcPr>
-            <w:tcW w:w="3539" w:type="dxa"/>
-            <w:vAlign w:val="center"/>
-          </w:tcPr>
-          <w:p>
-            <w:pPr>
-              <w:jc w:val="both"/>
-              <w:rPr>
-                <w:rFonts w:cstheme="minorHAnsi"/>
-                <w:i/>
-                <w:szCs w:val="24"/>
-                <w:lang w:val="es-ES" w:eastAsia="es-ES"/>
-              </w:rPr>
-            </w:pPr>
-          </w:p>
-        </w:tc>
-        <w:tc>
-          <w:tcPr>
-            <w:tcW w:w="5275" w:type="dxa"/>
-            <w:vAlign w:val="center"/>
-          </w:tcPr>
-          <w:p>
-            <w:pPr>
-              <w:jc w:val="both"/>
-              <w:rPr>
-                <w:rFonts w:cstheme="minorHAnsi"/>
-                <w:i/>
-                <w:szCs w:val="24"/>
-                <w:lang w:val="es-ES" w:eastAsia="es-ES"/>
-              </w:rPr>
-            </w:pPr>
-          </w:p>
-        </w:tc>
-      </w:tr>
-      <w:tr>
-        <w:trPr>
-          <w:trHeight w:val="465"/>
-        </w:trPr>
-        <w:tc>
-          <w:tcPr>
-            <w:tcW w:w="3539" w:type="dxa"/>
-            <w:vAlign w:val="center"/>
-          </w:tcPr>
-          <w:p>
-            <w:pPr>
-              <w:jc w:val="both"/>
-              <w:rPr>
-                <w:rFonts w:cstheme="minorHAnsi"/>
-                <w:i/>
-                <w:szCs w:val="24"/>
-                <w:lang w:val="es-ES" w:eastAsia="es-ES"/>
-              </w:rPr>
-            </w:pPr>
-          </w:p>
-        </w:tc>
-        <w:tc>
-          <w:tcPr>
-            <w:tcW w:w="5275" w:type="dxa"/>
-            <w:vAlign w:val="center"/>
-          </w:tcPr>
-          <w:p>
-            <w:pPr>
-              <w:jc w:val="both"/>
-              <w:rPr>
-                <w:rFonts w:cstheme="minorHAnsi"/>
-                <w:i/>
-                <w:szCs w:val="24"/>
-                <w:lang w:val="es-ES" w:eastAsia="es-ES"/>
-              </w:rPr>
-            </w:pPr>
-          </w:p>
-        </w:tc>
-      </w:tr>
-      <w:tr>
-        <w:trPr>
-          <w:trHeight w:val="465"/>
-        </w:trPr>
-        <w:tc>
-          <w:tcPr>
-            <w:tcW w:w="3539" w:type="dxa"/>
-            <w:vAlign w:val="center"/>
-          </w:tcPr>
-          <w:p>
-            <w:pPr>
-              <w:jc w:val="both"/>
-              <w:rPr>
-                <w:rFonts w:cstheme="minorHAnsi"/>
-                <w:i/>
-                <w:szCs w:val="24"/>
-                <w:lang w:val="es-ES" w:eastAsia="es-ES"/>
-              </w:rPr>
-            </w:pPr>
-          </w:p>
-        </w:tc>
-        <w:tc>
-          <w:tcPr>
-            <w:tcW w:w="5275" w:type="dxa"/>
-            <w:vAlign w:val="center"/>
-          </w:tcPr>
-          <w:p>
-            <w:pPr>
-              <w:jc w:val="both"/>
-              <w:rPr>
-                <w:rFonts w:cstheme="minorHAnsi"/>
-                <w:i/>
-                <w:szCs w:val="24"/>
-                <w:lang w:val="es-ES" w:eastAsia="es-ES"/>
-              </w:rPr>
-            </w:pPr>
-          </w:p>
-        </w:tc>
-      </w:tr>
-      <w:tr>
-        <w:trPr>
-          <w:trHeight w:val="465"/>
-        </w:trPr>
-        <w:tc>
-          <w:tcPr>
-            <w:tcW w:w="3539" w:type="dxa"/>
-            <w:vAlign w:val="center"/>
-          </w:tcPr>
-          <w:p>
-            <w:pPr>
-              <w:jc w:val="both"/>
-              <w:rPr>
-                <w:rFonts w:cstheme="minorHAnsi"/>
-                <w:i/>
-                <w:szCs w:val="24"/>
-                <w:lang w:val="es-ES" w:eastAsia="es-ES"/>
-              </w:rPr>
-            </w:pPr>
-          </w:p>
-        </w:tc>
-        <w:tc>
-          <w:tcPr>
-            <w:tcW w:w="5275" w:type="dxa"/>
-            <w:vAlign w:val="center"/>
-          </w:tcPr>
-          <w:p>
-            <w:pPr>
-              <w:jc w:val="both"/>
-              <w:rPr>
-                <w:rFonts w:cstheme="minorHAnsi"/>
-                <w:i/>
-                <w:szCs w:val="24"/>
-                <w:lang w:val="es-ES" w:eastAsia="es-ES"/>
-              </w:rPr>
-            </w:pPr>
-          </w:p>
-        </w:tc>
-      </w:tr>
-    </w:tbl>
-    <w:p/>
-    <w:p>
-      <w:pPr>
-        <w:jc w:val="both"/>
-        <w:rPr>
-          <w:rFonts w:eastAsiaTheme="majorEastAsia" w:cstheme="minorHAnsi"/>
-          <w:b/>
-          <w:bCs/>
-          <w:color w:val="365F91" w:themeColor="accent1" w:themeShade="BF"/>
-          <w:sz w:val="28"/>
-          <w:szCs w:val="28"/>
-        </w:rPr>
-      </w:pPr>
-      <w:r>
-        <w:rPr>
-          <w:rFonts w:cstheme="minorHAnsi"/>
-        </w:rPr>
-        <w:br w:type="page"/>
+      <w:r>
+        <w:t>DoD común</w:t>
+      </w:r>
+    </w:p>
+    <w:p>
+      <w:pPr>
+        <w:pStyle w:val="Ttulo2"/>
+      </w:pPr>
+      <w:r>
+        <w:t>DoD de Negocio</w:t>
+      </w:r>
+    </w:p>
+    <w:p>
+      <w:pPr>
+        <w:pStyle w:val="ListBullet"/>
+      </w:pPr>
+      <w:r>
+        <w:t>La historia cumple sus criterios de aceptación observables y referencia requisitos FR/NFR.</w:t>
+      </w:r>
+    </w:p>
+    <w:p>
+      <w:pPr>
+        <w:pStyle w:val="ListBullet"/>
+      </w:pPr>
+      <w:r>
+        <w:t>El flujo mantiene captura local y evita pérdidas de pendientes en los escenarios verificados.</w:t>
+      </w:r>
+    </w:p>
+    <w:p>
+      <w:pPr>
+        <w:pStyle w:val="ListBullet"/>
+      </w:pPr>
+      <w:r>
+        <w:t>El acceso respeta rol, faena y empresa; una asignación global se considera al desasignar.</w:t>
+      </w:r>
+    </w:p>
+    <w:p>
+      <w:pPr>
+        <w:pStyle w:val="ListBullet"/>
+      </w:pPr>
+      <w:r>
+        <w:t>Un dato inválido no se encola y el usuario recibe una explicación.</w:t>
+      </w:r>
+    </w:p>
+    <w:p>
+      <w:pPr>
+        <w:pStyle w:val="Ttulo2"/>
+      </w:pPr>
+      <w:r>
+        <w:t>DoD Técnico</w:t>
+      </w:r>
+    </w:p>
+    <w:p>
+      <w:pPr>
+        <w:pStyle w:val="ListBullet"/>
+      </w:pPr>
+      <w:r>
+        <w:t>Código y evidencia enlazan tarea, commit y requisito. Los contratos compartidos y el modelo se actualizan cuando cambia su comportamiento.</w:t>
+      </w:r>
+    </w:p>
+    <w:p>
+      <w:pPr>
+        <w:pStyle w:val="ListBullet"/>
+      </w:pPr>
+      <w:r>
+        <w:t>Lint, tipos, build/PWA y pruebas apropiadas pasan. Los E2E cubren flujos y las regresiones cubren el defecto corregido.</w:t>
+      </w:r>
+    </w:p>
+    <w:p>
+      <w:pPr>
+        <w:pStyle w:val="ListBullet"/>
+      </w:pPr>
+      <w:r>
+        <w:t>La revisión del otro integrante se solicita antes de integrar según el proceso técnico. Una solicitud pendiente no cuenta como aprobación.</w:t>
+      </w:r>
+    </w:p>
+    <w:p>
+      <w:pPr>
+        <w:pStyle w:val="ListBullet"/>
+      </w:pPr>
+      <w:r>
+        <w:t>No hay secretos ni datos operacionales en Git. Las migraciones son versionadas y conservan RLS.</w:t>
+      </w:r>
+    </w:p>
+    <w:p>
+      <w:pPr>
+        <w:pStyle w:val="ListBullet"/>
+      </w:pPr>
+      <w:r>
+        <w:t>Para publicación: imágenes por SHA, health HTTPS, backup recuperable y plan de retorno de versión.</w:t>
       </w:r>
     </w:p>
     <w:p>
       <w:pPr>
         <w:pStyle w:val="Ttulo1"/>
-        <w:jc w:val="both"/>
-        <w:rPr>
-          <w:rFonts w:asciiTheme="minorHAnsi" w:hAnsiTheme="minorHAnsi" w:cstheme="minorHAnsi"/>
-        </w:rPr>
-      </w:pPr>
-      <w:bookmarkStart w:id="3" w:name="_Toc241504476"/>
-      <w:r>
-        <w:rPr>
-          <w:rFonts w:asciiTheme="minorHAnsi" w:hAnsiTheme="minorHAnsi" w:cstheme="minorHAnsi"/>
-        </w:rPr>
-        <w:lastRenderedPageBreak/>
-        <w:t>Historias de Usuario</w:t>
-      </w:r>
-      <w:bookmarkEnd w:id="3"/>
+      </w:pPr>
+      <w:r>
+        <w:t>DoD por historia</w:t>
+      </w:r>
     </w:p>
     <w:p>
       <w:pPr>
         <w:pStyle w:val="Ttulo2"/>
       </w:pPr>
-      <w:bookmarkStart w:id="4" w:name="_Toc238070670"/>
-      <w:bookmarkStart w:id="5" w:name="_Toc241504477"/>
-      <w:r>
-        <w:t>Historia 001</w:t>
-      </w:r>
-      <w:bookmarkEnd w:id="4"/>
-      <w:bookmarkEnd w:id="5"/>
+      <w:r>
+        <w:t>HU01 Acceso por empresa</w:t>
+      </w:r>
+    </w:p>
+    <w:p>
+      <w:r>
+        <w:t>Como usuario quiero iniciar sesión con mi empresa y rol para acceder sólo a mis datos.</w:t>
+      </w:r>
     </w:p>
     <w:p>
       <w:pPr>
         <w:pStyle w:val="Ttulo3"/>
       </w:pPr>
-      <w:bookmarkStart w:id="6" w:name="_Toc238070671"/>
-      <w:bookmarkStart w:id="7" w:name="_Toc241504478"/>
-      <w:r>
-        <w:t>Definición</w:t>
-      </w:r>
-      <w:bookmarkEnd w:id="6"/>
-      <w:bookmarkEnd w:id="7"/>
-    </w:p>
-    <w:p>
-      <w:pPr>
-        <w:rPr>
-          <w:lang w:val="es-ES" w:eastAsia="es-ES"/>
-        </w:rPr>
-      </w:pPr>
-      <w:r>
-        <w:rPr>
-          <w:lang w:val="es-ES" w:eastAsia="es-ES"/>
-        </w:rPr>
-        <w:t>Como [ACTOR] quiero [ACCION A REALZIAR] para [OBJETIVO].</w:t>
+      <w:r>
+        <w:t>DoD de Negocio</w:t>
+      </w:r>
+    </w:p>
+    <w:p>
+      <w:r>
+        <w:t>Credenciales válidas habilitan el perfil correcto. Una petición sin sesión se rechaza. Otra empresa no puede leer mis registros.</w:t>
       </w:r>
     </w:p>
     <w:p>
@@ -2804,111 +1160,38 @@
         <w:pStyle w:val="Ttulo3"/>
       </w:pPr>
       <w:r>
+        <w:t>DoD Técnico</w:t>
+      </w:r>
+    </w:p>
+    <w:p>
+      <w:r>
+        <w:t>Aplicar el DoD común y conservar evidencia de FR-001 a 005. Estado observado: Implementado.</w:t>
+      </w:r>
+    </w:p>
+    <w:p>
+      <w:pPr>
+        <w:pStyle w:val="Ttulo2"/>
+      </w:pPr>
+      <w:r>
+        <w:t>HU02 Captura persistente</w:t>
+      </w:r>
+    </w:p>
+    <w:p>
+      <w:r>
+        <w:t>Como trabajador quiero completar una inspección sin señal para continuar el turno.</w:t>
+      </w:r>
+    </w:p>
+    <w:p>
+      <w:pPr>
+        <w:pStyle w:val="Ttulo3"/>
+      </w:pPr>
+      <w:r>
         <w:t>DoD de Negocio</w:t>
       </w:r>
     </w:p>
     <w:p>
-      <w:pPr>
-        <w:pStyle w:val="Prrafodelista"/>
-        <w:numPr>
-          <w:ilvl w:val="0"/>
-          <w:numId w:val="15"/>
-        </w:numPr>
-        <w:rPr>
-          <w:lang w:val="es-ES" w:eastAsia="es-ES"/>
-        </w:rPr>
-      </w:pPr>
-      <w:r>
-        <w:rPr>
-          <w:lang w:val="es-ES" w:eastAsia="es-ES"/>
-        </w:rPr>
-        <w:t>El sistema debe hacer A</w:t>
-      </w:r>
-    </w:p>
-    <w:p>
-      <w:pPr>
-        <w:pStyle w:val="Prrafodelista"/>
-        <w:numPr>
-          <w:ilvl w:val="0"/>
-          <w:numId w:val="15"/>
-        </w:numPr>
-        <w:rPr>
-          <w:lang w:val="es-ES" w:eastAsia="es-ES"/>
-        </w:rPr>
-      </w:pPr>
-      <w:r>
-        <w:rPr>
-          <w:lang w:val="es-ES" w:eastAsia="es-ES"/>
-        </w:rPr>
-        <w:t>El sistema debe hacer B</w:t>
-      </w:r>
-    </w:p>
-    <w:p>
-      <w:pPr>
-        <w:pStyle w:val="Prrafodelista"/>
-        <w:numPr>
-          <w:ilvl w:val="0"/>
-          <w:numId w:val="15"/>
-        </w:numPr>
-        <w:rPr>
-          <w:lang w:val="es-ES" w:eastAsia="es-ES"/>
-        </w:rPr>
-      </w:pPr>
-      <w:r>
-        <w:rPr>
-          <w:lang w:val="es-ES" w:eastAsia="es-ES"/>
-        </w:rPr>
-        <w:t>El sistema no debe hacer C</w:t>
-      </w:r>
-    </w:p>
-    <w:p>
-      <w:pPr>
-        <w:pStyle w:val="Prrafodelista"/>
-        <w:numPr>
-          <w:ilvl w:val="0"/>
-          <w:numId w:val="15"/>
-        </w:numPr>
-        <w:rPr>
-          <w:lang w:val="es-ES" w:eastAsia="es-ES"/>
-        </w:rPr>
-      </w:pPr>
-      <w:r>
-        <w:rPr>
-          <w:lang w:val="es-ES" w:eastAsia="es-ES"/>
-        </w:rPr>
-        <w:t xml:space="preserve">En caso de excepciones de tipo </w:t>
-      </w:r>
-      <w:proofErr w:type="spellStart"/>
-      <w:r>
-        <w:rPr>
-          <w:lang w:val="es-ES" w:eastAsia="es-ES"/>
-        </w:rPr>
-        <w:t>D el</w:t>
-      </w:r>
-      <w:proofErr w:type="spellEnd"/>
-      <w:r>
-        <w:rPr>
-          <w:lang w:val="es-ES" w:eastAsia="es-ES"/>
-        </w:rPr>
-        <w:t xml:space="preserve"> sistema debe realizar E.</w:t>
-      </w:r>
-    </w:p>
-    <w:p>
-      <w:pPr>
-        <w:pStyle w:val="Prrafodelista"/>
-        <w:numPr>
-          <w:ilvl w:val="0"/>
-          <w:numId w:val="15"/>
-        </w:numPr>
-        <w:rPr>
-          <w:lang w:val="es-ES" w:eastAsia="es-ES"/>
-        </w:rPr>
-      </w:pPr>
-      <w:r>
-        <w:rPr>
-          <w:lang w:val="es-ES" w:eastAsia="es-ES"/>
-        </w:rPr>
-        <w:t>Etc.</w:t>
+      <w:r>
+        <w:t>La primera carga deja la plantilla disponible localmente. Un borrador se conserva al recargar sin red. No se inicia una revisión que no está disponible en caché.</w:t>
       </w:r>
     </w:p>
     <w:p>
@@ -2920,92 +1203,34 @@
       </w:r>
     </w:p>
     <w:p>
-      <w:pPr>
-        <w:pStyle w:val="Prrafodelista"/>
-        <w:numPr>
-          <w:ilvl w:val="0"/>
-          <w:numId w:val="16"/>
-        </w:numPr>
-      </w:pPr>
-      <w:r>
-        <w:t xml:space="preserve">El modelo de datos asociado al requerimiento </w:t>
-      </w:r>
-      <w:proofErr w:type="spellStart"/>
-      <w:r>
-        <w:t>esta</w:t>
-      </w:r>
-      <w:proofErr w:type="spellEnd"/>
-      <w:r>
-        <w:t xml:space="preserve"> documentado.</w:t>
-      </w:r>
-    </w:p>
-    <w:p>
-      <w:pPr>
-        <w:pStyle w:val="Prrafodelista"/>
-        <w:numPr>
-          <w:ilvl w:val="0"/>
-          <w:numId w:val="16"/>
-        </w:numPr>
-      </w:pPr>
-      <w:r>
-        <w:t>El código se encuentra subido al GitHub y con su validación de pares.</w:t>
-      </w:r>
-    </w:p>
-    <w:p>
-      <w:pPr>
-        <w:pStyle w:val="Prrafodelista"/>
-        <w:numPr>
-          <w:ilvl w:val="0"/>
-          <w:numId w:val="16"/>
-        </w:numPr>
-      </w:pPr>
-      <w:r>
-        <w:t>Los diagramas X y Z se encuentran documentados.</w:t>
-      </w:r>
-    </w:p>
-    <w:p>
-      <w:pPr>
-        <w:pStyle w:val="Prrafodelista"/>
-        <w:numPr>
-          <w:ilvl w:val="0"/>
-          <w:numId w:val="16"/>
-        </w:numPr>
-      </w:pPr>
-      <w:r>
-        <w:t>Etc.</w:t>
+      <w:r>
+        <w:t>Aplicar el DoD común y conservar evidencia de FR-011, 014, 018. Estado observado: Implementado.</w:t>
       </w:r>
     </w:p>
     <w:p>
       <w:pPr>
         <w:pStyle w:val="Ttulo2"/>
       </w:pPr>
-      <w:bookmarkStart w:id="8" w:name="_Toc238070673"/>
-      <w:bookmarkStart w:id="9" w:name="_Toc241504480"/>
-      <w:r>
-        <w:t>Historia 002</w:t>
-      </w:r>
-      <w:bookmarkEnd w:id="8"/>
-      <w:bookmarkEnd w:id="9"/>
+      <w:r>
+        <w:t>HU03 Foto de evidencia</w:t>
+      </w:r>
+    </w:p>
+    <w:p>
+      <w:r>
+        <w:t>Como trabajador quiero adjuntar una foto para respaldar una respuesta.</w:t>
+      </w:r>
     </w:p>
     <w:p>
       <w:pPr>
         <w:pStyle w:val="Ttulo3"/>
       </w:pPr>
       <w:r>
-        <w:t>Definición</w:t>
-      </w:r>
-    </w:p>
-    <w:p>
-      <w:pPr>
-        <w:rPr>
-          <w:lang w:val="es-ES" w:eastAsia="es-ES"/>
-        </w:rPr>
-      </w:pPr>
-      <w:r>
-        <w:rPr>
-          <w:lang w:val="es-ES" w:eastAsia="es-ES"/>
-        </w:rPr>
-        <w:t>Como [ACTOR] quiero [ACCION A REALZIAR] para [OBJETIVO].</w:t>
+        <w:t>DoD de Negocio</w:t>
+      </w:r>
+    </w:p>
+    <w:p>
+      <w:r>
+        <w:t>La foto se comprime antes de encolar. El adjunto conserva su relación con la respuesta. El recorrido físico completo se valida en el siguiente ciclo.</w:t>
       </w:r>
     </w:p>
     <w:p>
@@ -3013,111 +1238,38 @@
         <w:pStyle w:val="Ttulo3"/>
       </w:pPr>
       <w:r>
+        <w:t>DoD Técnico</w:t>
+      </w:r>
+    </w:p>
+    <w:p>
+      <w:r>
+        <w:t>Aplicar el DoD común y conservar evidencia de FR-012, 037. Estado observado: Implementado; aceptación física pendiente.</w:t>
+      </w:r>
+    </w:p>
+    <w:p>
+      <w:pPr>
+        <w:pStyle w:val="Ttulo2"/>
+      </w:pPr>
+      <w:r>
+        <w:t>HU04 Sincronización idempotente</w:t>
+      </w:r>
+    </w:p>
+    <w:p>
+      <w:r>
+        <w:t>Como trabajador quiero enviar los pendientes al recuperar conexión sin duplicarlos.</w:t>
+      </w:r>
+    </w:p>
+    <w:p>
+      <w:pPr>
+        <w:pStyle w:val="Ttulo3"/>
+      </w:pPr>
+      <w:r>
         <w:t>DoD de Negocio</w:t>
       </w:r>
     </w:p>
     <w:p>
-      <w:pPr>
-        <w:pStyle w:val="Prrafodelista"/>
-        <w:numPr>
-          <w:ilvl w:val="0"/>
-          <w:numId w:val="15"/>
-        </w:numPr>
-        <w:rPr>
-          <w:lang w:val="es-ES" w:eastAsia="es-ES"/>
-        </w:rPr>
-      </w:pPr>
-      <w:r>
-        <w:rPr>
-          <w:lang w:val="es-ES" w:eastAsia="es-ES"/>
-        </w:rPr>
-        <w:t>El sistema debe hacer A</w:t>
-      </w:r>
-    </w:p>
-    <w:p>
-      <w:pPr>
-        <w:pStyle w:val="Prrafodelista"/>
-        <w:numPr>
-          <w:ilvl w:val="0"/>
-          <w:numId w:val="15"/>
-        </w:numPr>
-        <w:rPr>
-          <w:lang w:val="es-ES" w:eastAsia="es-ES"/>
-        </w:rPr>
-      </w:pPr>
-      <w:r>
-        <w:rPr>
-          <w:lang w:val="es-ES" w:eastAsia="es-ES"/>
-        </w:rPr>
-        <w:t>El sistema debe hacer B</w:t>
-      </w:r>
-    </w:p>
-    <w:p>
-      <w:pPr>
-        <w:pStyle w:val="Prrafodelista"/>
-        <w:numPr>
-          <w:ilvl w:val="0"/>
-          <w:numId w:val="15"/>
-        </w:numPr>
-        <w:rPr>
-          <w:lang w:val="es-ES" w:eastAsia="es-ES"/>
-        </w:rPr>
-      </w:pPr>
-      <w:r>
-        <w:rPr>
-          <w:lang w:val="es-ES" w:eastAsia="es-ES"/>
-        </w:rPr>
-        <w:t>El sistema no debe hacer C</w:t>
-      </w:r>
-    </w:p>
-    <w:p>
-      <w:pPr>
-        <w:pStyle w:val="Prrafodelista"/>
-        <w:numPr>
-          <w:ilvl w:val="0"/>
-          <w:numId w:val="15"/>
-        </w:numPr>
-        <w:rPr>
-          <w:lang w:val="es-ES" w:eastAsia="es-ES"/>
-        </w:rPr>
-      </w:pPr>
-      <w:r>
-        <w:rPr>
-          <w:lang w:val="es-ES" w:eastAsia="es-ES"/>
-        </w:rPr>
-        <w:t xml:space="preserve">En caso de excepciones de tipo </w:t>
-      </w:r>
-      <w:proofErr w:type="spellStart"/>
-      <w:r>
-        <w:rPr>
-          <w:lang w:val="es-ES" w:eastAsia="es-ES"/>
-        </w:rPr>
-        <w:t>D el</w:t>
-      </w:r>
-      <w:proofErr w:type="spellEnd"/>
-      <w:r>
-        <w:rPr>
-          <w:lang w:val="es-ES" w:eastAsia="es-ES"/>
-        </w:rPr>
-        <w:t xml:space="preserve"> sistema debe realizar E.</w:t>
-      </w:r>
-    </w:p>
-    <w:p>
-      <w:pPr>
-        <w:pStyle w:val="Prrafodelista"/>
-        <w:numPr>
-          <w:ilvl w:val="0"/>
-          <w:numId w:val="15"/>
-        </w:numPr>
-        <w:rPr>
-          <w:lang w:val="es-ES" w:eastAsia="es-ES"/>
-        </w:rPr>
-      </w:pPr>
-      <w:r>
-        <w:rPr>
-          <w:lang w:val="es-ES" w:eastAsia="es-ES"/>
-        </w:rPr>
-        <w:t>Etc.</w:t>
+      <w:r>
+        <w:t>Sin señal el envío permanece local. El modo manual sigue apagado al recargar. Al habilitarlo se ingiere una sola vez; el replay no duplica.</w:t>
       </w:r>
     </w:p>
     <w:p>
@@ -3129,64 +1281,255 @@
       </w:r>
     </w:p>
     <w:p>
-      <w:pPr>
-        <w:pStyle w:val="Prrafodelista"/>
-        <w:numPr>
-          <w:ilvl w:val="0"/>
-          <w:numId w:val="16"/>
-        </w:numPr>
-      </w:pPr>
-      <w:r>
-        <w:t xml:space="preserve">El modelo de datos asociado al requerimiento </w:t>
-      </w:r>
-      <w:proofErr w:type="spellStart"/>
-      <w:r>
-        <w:t>esta</w:t>
-      </w:r>
-      <w:proofErr w:type="spellEnd"/>
-      <w:r>
-        <w:t xml:space="preserve"> documentado.</w:t>
-      </w:r>
-    </w:p>
-    <w:p>
-      <w:pPr>
-        <w:pStyle w:val="Prrafodelista"/>
-        <w:numPr>
-          <w:ilvl w:val="0"/>
-          <w:numId w:val="16"/>
-        </w:numPr>
-      </w:pPr>
-      <w:r>
-        <w:t>El código se encuentra subido al GitHub y con su validación de pares.</w:t>
-      </w:r>
-    </w:p>
-    <w:p>
-      <w:pPr>
-        <w:pStyle w:val="Prrafodelista"/>
-        <w:numPr>
-          <w:ilvl w:val="0"/>
-          <w:numId w:val="16"/>
-        </w:numPr>
-      </w:pPr>
-      <w:r>
-        <w:t>Los diagramas X y Z se encuentran documentados.</w:t>
-      </w:r>
-    </w:p>
-    <w:p>
-      <w:pPr>
-        <w:pStyle w:val="Prrafodelista"/>
-        <w:numPr>
-          <w:ilvl w:val="0"/>
-          <w:numId w:val="16"/>
-        </w:numPr>
-      </w:pPr>
-      <w:r>
-        <w:t>Etc.</w:t>
-      </w:r>
-    </w:p>
-    <w:p>
-      <w:r>
-        <w:br w:type="page"/>
+      <w:r>
+        <w:t>Aplicar el DoD común y conservar evidencia de FR-013, 015, 016, 020 a 026. Estado observado: Implementado y E2E dirigido.</w:t>
+      </w:r>
+    </w:p>
+    <w:p>
+      <w:pPr>
+        <w:pStyle w:val="Ttulo2"/>
+      </w:pPr>
+      <w:r>
+        <w:t>HU05 Importación y publicación</w:t>
+      </w:r>
+    </w:p>
+    <w:p>
+      <w:r>
+        <w:t>Como administrador quiero revisar un Excel antes de publicar el formulario.</w:t>
+      </w:r>
+    </w:p>
+    <w:p>
+      <w:pPr>
+        <w:pStyle w:val="Ttulo3"/>
+      </w:pPr>
+      <w:r>
+        <w:t>DoD de Negocio</w:t>
+      </w:r>
+    </w:p>
+    <w:p>
+      <w:r>
+        <w:t>La propuesta conserva campos y reglas revisables. La publicación requiere confirmación humana. Una revisión publicada no se modifica.</w:t>
+      </w:r>
+    </w:p>
+    <w:p>
+      <w:pPr>
+        <w:pStyle w:val="Ttulo3"/>
+      </w:pPr>
+      <w:r>
+        <w:t>DoD Técnico</w:t>
+      </w:r>
+    </w:p>
+    <w:p>
+      <w:r>
+        <w:t>Aplicar el DoD común y conservar evidencia de FR-027 a 029, 036, 039, 049. Estado observado: Implementado; recorrido público pendiente.</w:t>
+      </w:r>
+    </w:p>
+    <w:p>
+      <w:pPr>
+        <w:pStyle w:val="Ttulo2"/>
+      </w:pPr>
+      <w:r>
+        <w:t>HU06 Asignación de formularios</w:t>
+      </w:r>
+    </w:p>
+    <w:p>
+      <w:r>
+        <w:t>Como administrador quiero asignar o quitar plantillas por faena y rol.</w:t>
+      </w:r>
+    </w:p>
+    <w:p>
+      <w:pPr>
+        <w:pStyle w:val="Ttulo3"/>
+      </w:pPr>
+      <w:r>
+        <w:t>DoD de Negocio</w:t>
+      </w:r>
+    </w:p>
+    <w:p>
+      <w:r>
+        <w:t>La asignación admite faena específica o todas. El trabajador sólo consulta revisiones asignadas. Al quitar una asignación se actualiza el catálogo; un borrador conserva su revisión.</w:t>
+      </w:r>
+    </w:p>
+    <w:p>
+      <w:pPr>
+        <w:pStyle w:val="Ttulo3"/>
+      </w:pPr>
+      <w:r>
+        <w:t>DoD Técnico</w:t>
+      </w:r>
+    </w:p>
+    <w:p>
+      <w:r>
+        <w:t>Aplicar el DoD común y conservar evidencia de FR-007 a 009. Estado observado: Implementado; API pública verificada.</w:t>
+      </w:r>
+    </w:p>
+    <w:p>
+      <w:pPr>
+        <w:pStyle w:val="Ttulo2"/>
+      </w:pPr>
+      <w:r>
+        <w:t>HU07 Revisión y exportación</w:t>
+      </w:r>
+    </w:p>
+    <w:p>
+      <w:r>
+        <w:t>Como supervisor quiero identificar al autor y revisar respuestas y evidencia.</w:t>
+      </w:r>
+    </w:p>
+    <w:p>
+      <w:pPr>
+        <w:pStyle w:val="Ttulo3"/>
+      </w:pPr>
+      <w:r>
+        <w:t>DoD de Negocio</w:t>
+      </w:r>
+    </w:p>
+    <w:p>
+      <w:r>
+        <w:t>La inspección identifica al trabajador. El detalle muestra respuestas y adjuntos de la empresa. La descarga entrega el Excel rellenado.</w:t>
+      </w:r>
+    </w:p>
+    <w:p>
+      <w:pPr>
+        <w:pStyle w:val="Ttulo3"/>
+      </w:pPr>
+      <w:r>
+        <w:t>DoD Técnico</w:t>
+      </w:r>
+    </w:p>
+    <w:p>
+      <w:r>
+        <w:t>Aplicar el DoD común y conservar evidencia de FR-040 a 047. Estado observado: Implementado; lectura pública verificada.</w:t>
+      </w:r>
+    </w:p>
+    <w:p>
+      <w:pPr>
+        <w:pStyle w:val="Ttulo2"/>
+      </w:pPr>
+      <w:r>
+        <w:t>HU08 Bitácora y conflictos</w:t>
+      </w:r>
+    </w:p>
+    <w:p>
+      <w:r>
+        <w:t>Como supervisor quiero consultar bitácoras y conflictos para seguir el turno.</w:t>
+      </w:r>
+    </w:p>
+    <w:p>
+      <w:pPr>
+        <w:pStyle w:val="Ttulo3"/>
+      </w:pPr>
+      <w:r>
+        <w:t>DoD de Negocio</w:t>
+      </w:r>
+    </w:p>
+    <w:p>
+      <w:r>
+        <w:t>Las entradas conservan autor y faena. Un conflicto registra ambas versiones y su resolución. Las consultas respetan el tenant.</w:t>
+      </w:r>
+    </w:p>
+    <w:p>
+      <w:pPr>
+        <w:pStyle w:val="Ttulo3"/>
+      </w:pPr>
+      <w:r>
+        <w:t>DoD Técnico</w:t>
+      </w:r>
+    </w:p>
+    <w:p>
+      <w:r>
+        <w:t>Aplicar el DoD común y conservar evidencia de FR-023, 030 a 035. Estado observado: Implementado; evidencia histórica.</w:t>
+      </w:r>
+    </w:p>
+    <w:p>
+      <w:pPr>
+        <w:pStyle w:val="Ttulo2"/>
+      </w:pPr>
+      <w:r>
+        <w:t>HU09 Publicación y recuperación</w:t>
+      </w:r>
+    </w:p>
+    <w:p>
+      <w:r>
+        <w:t>Como equipo quiero una demo HTTPS reproducible con respaldo recuperable.</w:t>
+      </w:r>
+    </w:p>
+    <w:p>
+      <w:pPr>
+        <w:pStyle w:val="Ttulo3"/>
+      </w:pPr>
+      <w:r>
+        <w:t>DoD de Negocio</w:t>
+      </w:r>
+    </w:p>
+    <w:p>
+      <w:r>
+        <w:t>Las imágenes se identifican por SHA. El backup incluye DB y archivos, cifrados fuera de la VM. La restauración aislada y el reinicio conservan datos.</w:t>
+      </w:r>
+    </w:p>
+    <w:p>
+      <w:pPr>
+        <w:pStyle w:val="Ttulo3"/>
+      </w:pPr>
+      <w:r>
+        <w:t>DoD Técnico</w:t>
+      </w:r>
+    </w:p>
+    <w:p>
+      <w:r>
+        <w:t>Aplicar el DoD común y conservar evidencia de NFR-01, 04, 05, 06, 08, 09. Estado observado: Publicado; PR #160 en revisión.</w:t>
+      </w:r>
+    </w:p>
+    <w:p>
+      <w:pPr>
+        <w:pStyle w:val="Ttulo2"/>
+      </w:pPr>
+      <w:r>
+        <w:t>HU10 Aceptación en dispositivo</w:t>
+      </w:r>
+    </w:p>
+    <w:p>
+      <w:r>
+        <w:t>Como equipo quiero validar PWA, foto offline y sesión prolongada en teléfono.</w:t>
+      </w:r>
+    </w:p>
+    <w:p>
+      <w:pPr>
+        <w:pStyle w:val="Ttulo3"/>
+      </w:pPr>
+      <w:r>
+        <w:t>DoD de Negocio</w:t>
+      </w:r>
+    </w:p>
+    <w:p>
+      <w:r>
+        <w:t>Instalar y reabrir la PWA con la caché inicial disponible. Capturar foto offline, reabrir y sincronizar sin duplicados. Verificar expiración y recuperación de sesión sin perder pendientes.</w:t>
+      </w:r>
+    </w:p>
+    <w:p>
+      <w:pPr>
+        <w:pStyle w:val="Ttulo3"/>
+      </w:pPr>
+      <w:r>
+        <w:t>DoD Técnico</w:t>
+      </w:r>
+    </w:p>
+    <w:p>
+      <w:r>
+        <w:t>Aplicar el DoD común y conservar evidencia de FR-004, 011 a 019. Estado observado: Pendiente.</w:t>
+      </w:r>
+    </w:p>
+    <w:p>
+      <w:pPr>
+        <w:pStyle w:val="Ttulo1"/>
+      </w:pPr>
+      <w:r>
+        <w:t>Estado observado</w:t>
+      </w:r>
+    </w:p>
+    <w:p>
+      <w:r>
+        <w:t>CI y los dos E2E dirigidos están aprobados. El PR #160 permanece abierto y requiere revisión: el despliegue funciona, pero esa revisión no se declara cumplida. La aceptación física de HU10 sigue pendiente. No se declara Done global por tener una demo pública.</w:t>
       </w:r>
     </w:p>
     <w:sectPr>
@@ -3201,6 +1544,7 @@
       <w:cols w:space="708"/>
       <w:titlePg/>
       <w:docGrid w:linePitch="360"/>
+      <w:pgNumType w:start="1"/>
     </w:sectPr>
   </w:body>
 </w:document>
@@ -5707,6 +4051,14 @@
     <w:name w:val="Normal"/>
     <w:qFormat/>
     <w:rsid w:val="001F6FE1"/>
+    <w:pPr>
+      <w:spacing w:line="240" w:lineRule="auto"/>
+    </w:pPr>
+    <w:rPr>
+      <w:rFonts w:ascii="Arial" w:hAnsi="Arial"/>
+      <w:color w:val="000000"/>
+      <w:sz w:val="22"/>
+    </w:rPr>
   </w:style>
   <w:style w:type="paragraph" w:styleId="Ttulo1">
     <w:name w:val="heading 1"/>
@@ -5725,10 +4077,10 @@
       <w:outlineLvl w:val="0"/>
     </w:pPr>
     <w:rPr>
-      <w:rFonts w:asciiTheme="majorHAnsi" w:eastAsiaTheme="majorEastAsia" w:hAnsiTheme="majorHAnsi" w:cstheme="majorBidi"/>
+      <w:rFonts w:asciiTheme="majorHAnsi" w:eastAsiaTheme="majorEastAsia" w:hAnsiTheme="majorHAnsi" w:cstheme="majorBidi" w:ascii="Arial" w:hAnsi="Arial"/>
       <w:b/>
       <w:bCs/>
-      <w:color w:val="365F91" w:themeColor="accent1" w:themeShade="BF"/>
+      <w:color w:val="000000"/>
       <w:sz w:val="32"/>
       <w:szCs w:val="28"/>
     </w:rPr>
@@ -5752,10 +4104,10 @@
       <w:outlineLvl w:val="1"/>
     </w:pPr>
     <w:rPr>
-      <w:rFonts w:asciiTheme="majorHAnsi" w:eastAsiaTheme="majorEastAsia" w:hAnsiTheme="majorHAnsi" w:cstheme="majorBidi"/>
+      <w:rFonts w:asciiTheme="majorHAnsi" w:eastAsiaTheme="majorEastAsia" w:hAnsiTheme="majorHAnsi" w:cstheme="majorBidi" w:ascii="Arial" w:hAnsi="Arial"/>
       <w:b/>
       <w:bCs/>
-      <w:color w:val="4F81BD" w:themeColor="accent1"/>
+      <w:color w:val="000000"/>
       <w:sz w:val="26"/>
       <w:szCs w:val="26"/>
     </w:rPr>
@@ -5778,10 +4130,10 @@
       <w:outlineLvl w:val="2"/>
     </w:pPr>
     <w:rPr>
-      <w:rFonts w:asciiTheme="majorHAnsi" w:eastAsia="Times New Roman" w:hAnsiTheme="majorHAnsi" w:cs="Arial"/>
+      <w:rFonts w:asciiTheme="majorHAnsi" w:eastAsia="Times New Roman" w:hAnsiTheme="majorHAnsi" w:cs="Arial" w:ascii="Arial" w:hAnsi="Arial"/>
       <w:b/>
       <w:bCs/>
-      <w:color w:val="548DD4" w:themeColor="text2" w:themeTint="99"/>
+      <w:color w:val="000000"/>
       <w:sz w:val="26"/>
       <w:szCs w:val="26"/>
       <w:lang w:val="es-ES" w:eastAsia="es-ES"/>
@@ -5807,10 +4159,10 @@
       <w:outlineLvl w:val="3"/>
     </w:pPr>
     <w:rPr>
-      <w:rFonts w:asciiTheme="majorHAnsi" w:eastAsiaTheme="majorEastAsia" w:hAnsiTheme="majorHAnsi" w:cstheme="majorBidi"/>
+      <w:rFonts w:asciiTheme="majorHAnsi" w:eastAsiaTheme="majorEastAsia" w:hAnsiTheme="majorHAnsi" w:cstheme="majorBidi" w:ascii="Arial" w:hAnsi="Arial"/>
       <w:i/>
       <w:iCs/>
-      <w:color w:val="365F91" w:themeColor="accent1" w:themeShade="BF"/>
+      <w:color w:val="000000"/>
     </w:rPr>
   </w:style>
   <w:style w:type="paragraph" w:styleId="Ttulo5">
@@ -6252,9 +4604,15 @@
     <w:qFormat/>
     <w:rsid w:val="002E3F8E"/>
     <w:pPr>
+      <w:spacing w:line="240" w:lineRule="auto"/>
       <w:ind w:left="720"/>
       <w:contextualSpacing/>
     </w:pPr>
+    <w:rPr>
+      <w:rFonts w:ascii="Arial" w:hAnsi="Arial"/>
+      <w:color w:val="000000"/>
+      <w:sz w:val="22"/>
+    </w:rPr>
   </w:style>
   <w:style w:type="paragraph" w:styleId="TDC3">
     <w:name w:val="toc 3"/>
@@ -6667,6 +5025,17 @@
         <w:bCs/>
       </w:rPr>
     </w:tblStylePr>
+  </w:style>
+  <w:style w:type="paragraph" w:customStyle="1" w:styleId="ListBullet">
+    <w:name w:val="List Bullet"/>
+    <w:basedOn w:val="Normal"/>
+    <w:pPr>
+      <w:spacing w:after="100"/>
+    </w:pPr>
+    <w:rPr>
+      <w:rFonts w:ascii="Arial" w:hAnsi="Arial"/>
+      <w:sz w:val="22"/>
+    </w:rPr>
   </w:style>
 </w:styles>
 </file>
